--- a/Translingua Document/1. Ideation Phase/Brainstorming- Idea Generation- Prioritizaation Template.docx
+++ b/Translingua Document/1. Ideation Phase/Brainstorming- Idea Generation- Prioritizaation Template.docx
@@ -1,6 +1,6 @@
 
 <file path=word/document.xml><?xml version="1.0" encoding="utf-8"?>
-<w:document xmlns:wpc="http://schemas.microsoft.com/office/word/2010/wordprocessingCanvas" xmlns:mc="http://schemas.openxmlformats.org/markup-compatibility/2006" xmlns:o="urn:schemas-microsoft-com:office:office" xmlns:r="http://schemas.openxmlformats.org/officeDocument/2006/relationships" xmlns:m="http://schemas.openxmlformats.org/officeDocument/2006/math" xmlns:v="urn:schemas-microsoft-com:vml" xmlns:wp14="http://schemas.microsoft.com/office/word/2010/wordprocessingDrawing" xmlns:wp="http://schemas.openxmlformats.org/drawingml/2006/wordprocessingDrawing" xmlns:w10="urn:schemas-microsoft-com:office:word" xmlns:w="http://schemas.openxmlformats.org/wordprocessingml/2006/main" xmlns:w14="http://schemas.microsoft.com/office/word/2010/wordml" xmlns:wpg="http://schemas.microsoft.com/office/word/2010/wordprocessingGroup" xmlns:wpi="http://schemas.microsoft.com/office/word/2010/wordprocessingInk" xmlns:wne="http://schemas.microsoft.com/office/word/2006/wordml" xmlns:wps="http://schemas.microsoft.com/office/word/2010/wordprocessingShape" mc:Ignorable="w14 wp14">
+<w:document xmlns:wpc="http://schemas.microsoft.com/office/word/2010/wordprocessingCanvas" xmlns:cx="http://schemas.microsoft.com/office/drawing/2014/chartex" xmlns:cx1="http://schemas.microsoft.com/office/drawing/2015/9/8/chartex" xmlns:cx2="http://schemas.microsoft.com/office/drawing/2015/10/21/chartex" xmlns:cx3="http://schemas.microsoft.com/office/drawing/2016/5/9/chartex" xmlns:cx4="http://schemas.microsoft.com/office/drawing/2016/5/10/chartex" xmlns:cx5="http://schemas.microsoft.com/office/drawing/2016/5/11/chartex" xmlns:cx6="http://schemas.microsoft.com/office/drawing/2016/5/12/chartex" xmlns:cx7="http://schemas.microsoft.com/office/drawing/2016/5/13/chartex" xmlns:cx8="http://schemas.microsoft.com/office/drawing/2016/5/14/chartex" xmlns:mc="http://schemas.openxmlformats.org/markup-compatibility/2006" xmlns:aink="http://schemas.microsoft.com/office/drawing/2016/ink" xmlns:am3d="http://schemas.microsoft.com/office/drawing/2017/model3d" xmlns:o="urn:schemas-microsoft-com:office:office" xmlns:oel="http://schemas.microsoft.com/office/2019/extlst" xmlns:r="http://schemas.openxmlformats.org/officeDocument/2006/relationships" xmlns:m="http://schemas.openxmlformats.org/officeDocument/2006/math" xmlns:v="urn:schemas-microsoft-com:vml" xmlns:wp14="http://schemas.microsoft.com/office/word/2010/wordprocessingDrawing" xmlns:wp="http://schemas.openxmlformats.org/drawingml/2006/wordprocessingDrawing" xmlns:w10="urn:schemas-microsoft-com:office:word" xmlns:w="http://schemas.openxmlformats.org/wordprocessingml/2006/main" xmlns:w14="http://schemas.microsoft.com/office/word/2010/wordml" xmlns:w15="http://schemas.microsoft.com/office/word/2012/wordml" xmlns:w16cex="http://schemas.microsoft.com/office/word/2018/wordml/cex" xmlns:w16cid="http://schemas.microsoft.com/office/word/2016/wordml/cid" xmlns:w16="http://schemas.microsoft.com/office/word/2018/wordml" xmlns:w16du="http://schemas.microsoft.com/office/word/2023/wordml/word16du" xmlns:w16sdtdh="http://schemas.microsoft.com/office/word/2020/wordml/sdtdatahash" xmlns:w16sdtfl="http://schemas.microsoft.com/office/word/2024/wordml/sdtformatlock" xmlns:w16se="http://schemas.microsoft.com/office/word/2015/wordml/symex" xmlns:wpg="http://schemas.microsoft.com/office/word/2010/wordprocessingGroup" xmlns:wpi="http://schemas.microsoft.com/office/word/2010/wordprocessingInk" xmlns:wne="http://schemas.microsoft.com/office/word/2006/wordml" xmlns:wps="http://schemas.microsoft.com/office/word/2010/wordprocessingShape" mc:Ignorable="w14 w15 w16se w16cid w16 w16cex w16sdtdh w16sdtfl w16du wp14">
   <w:body>
     <w:p>
       <w:pPr>
@@ -86,8 +86,16 @@
             <w:tcW w:w="4508" w:type="dxa"/>
           </w:tcPr>
           <w:p>
+            <w:proofErr w:type="gramStart"/>
             <w:r>
-              <w:t>31 January 2025</w:t>
+              <w:t xml:space="preserve">28 </w:t>
+            </w:r>
+            <w:r>
+              <w:t xml:space="preserve"> January</w:t>
+            </w:r>
+            <w:proofErr w:type="gramEnd"/>
+            <w:r>
+              <w:t xml:space="preserve"> 2025</w:t>
             </w:r>
           </w:p>
         </w:tc>
@@ -109,7 +117,10 @@
           </w:tcPr>
           <w:p>
             <w:r>
-              <w:t>LTVIP2026TMIDS91514</w:t>
+              <w:t>LTVIP2026TMIDS</w:t>
+            </w:r>
+            <w:r>
+              <w:t>47695</w:t>
             </w:r>
           </w:p>
         </w:tc>
@@ -244,13 +255,11 @@
       <w:r>
         <w:t xml:space="preserve">The team conducted a collaborative brainstorming session to identify potential project ideas. The discussion was facilitated by the Team Leader, </w:t>
       </w:r>
-      <w:proofErr w:type="spellStart"/>
-      <w:r>
-        <w:t>Abubakar</w:t>
-      </w:r>
-      <w:proofErr w:type="spellEnd"/>
-      <w:r>
-        <w:t xml:space="preserve"> Bellary, and all members actively contributed their ideas.</w:t>
+      <w:r>
+        <w:t>Pattan Javeed khan</w:t>
+      </w:r>
+      <w:r>
+        <w:t>, and all members actively contributed their ideas.</w:t>
       </w:r>
     </w:p>
     <w:p>
@@ -362,15 +371,7 @@
         </w:numPr>
       </w:pPr>
       <w:r>
-        <w:t xml:space="preserve">AI </w:t>
-      </w:r>
-      <w:proofErr w:type="spellStart"/>
-      <w:r>
-        <w:t>Chatbot</w:t>
-      </w:r>
-      <w:proofErr w:type="spellEnd"/>
-      <w:r>
-        <w:t xml:space="preserve"> for Student Support</w:t>
+        <w:t>AI Chatbot for Student Support</w:t>
       </w:r>
     </w:p>
     <w:p>
@@ -448,7 +449,7 @@
     </w:p>
     <w:p>
       <w:r>
-        <w:pict>
+        <w:pict w14:anchorId="6A9C25F5">
           <v:rect id="_x0000_i1025" style="width:0;height:1.5pt" o:hralign="center" o:hrstd="t" o:hr="t" fillcolor="#a0a0a0" stroked="f"/>
         </w:pict>
       </w:r>
@@ -530,15 +531,7 @@
         </w:numPr>
       </w:pPr>
       <w:r>
-        <w:t xml:space="preserve">AI </w:t>
-      </w:r>
-      <w:proofErr w:type="spellStart"/>
-      <w:r>
-        <w:t>Chatbot</w:t>
-      </w:r>
-      <w:proofErr w:type="spellEnd"/>
-      <w:r>
-        <w:t xml:space="preserve"> for Assistance</w:t>
+        <w:t>AI Chatbot for Assistance</w:t>
       </w:r>
     </w:p>
     <w:p>
@@ -650,12 +643,7 @@
         <w:pStyle w:val="NormalWeb"/>
       </w:pPr>
       <w:r>
-        <w:t>Based on these criteria, the AI-Powered Multi-Language Translator was ranked highest due to its global demand, scalability, and strong alignment with Generative AI technologies.</w:t>
-      </w:r>
-      <w:bookmarkStart w:id="0" w:name="_GoBack"/>
-      <w:bookmarkEnd w:id="0"/>
-      <w:r>
-        <w:t xml:space="preserve">Therefore, the team finalized </w:t>
+        <w:t xml:space="preserve">Based on these criteria, the AI-Powered Multi-Language Translator was ranked highest due to its global demand, scalability, and strong alignment with Generative AI technologies.Therefore, the team finalized </w:t>
       </w:r>
       <w:proofErr w:type="spellStart"/>
       <w:r>
@@ -674,14 +662,6 @@
       <w:r>
         <w:t xml:space="preserve"> as the official project for the internship.</w:t>
       </w:r>
-    </w:p>
-    <w:p>
-      <w:pPr>
-        <w:rPr>
-          <w:sz w:val="24"/>
-          <w:szCs w:val="24"/>
-        </w:rPr>
-      </w:pPr>
     </w:p>
     <w:sectPr>
       <w:pgSz w:w="11906" w:h="16838"/>
@@ -695,7 +675,7 @@
 </file>
 
 <file path=word/endnotes.xml><?xml version="1.0" encoding="utf-8"?>
-<w:endnotes xmlns:wpc="http://schemas.microsoft.com/office/word/2010/wordprocessingCanvas" xmlns:mc="http://schemas.openxmlformats.org/markup-compatibility/2006" xmlns:o="urn:schemas-microsoft-com:office:office" xmlns:r="http://schemas.openxmlformats.org/officeDocument/2006/relationships" xmlns:m="http://schemas.openxmlformats.org/officeDocument/2006/math" xmlns:v="urn:schemas-microsoft-com:vml" xmlns:wp14="http://schemas.microsoft.com/office/word/2010/wordprocessingDrawing" xmlns:wp="http://schemas.openxmlformats.org/drawingml/2006/wordprocessingDrawing" xmlns:w10="urn:schemas-microsoft-com:office:word" xmlns:w="http://schemas.openxmlformats.org/wordprocessingml/2006/main" xmlns:w14="http://schemas.microsoft.com/office/word/2010/wordml" xmlns:wpg="http://schemas.microsoft.com/office/word/2010/wordprocessingGroup" xmlns:wpi="http://schemas.microsoft.com/office/word/2010/wordprocessingInk" xmlns:wne="http://schemas.microsoft.com/office/word/2006/wordml" xmlns:wps="http://schemas.microsoft.com/office/word/2010/wordprocessingShape" mc:Ignorable="w14 wp14">
+<w:endnotes xmlns:wpc="http://schemas.microsoft.com/office/word/2010/wordprocessingCanvas" xmlns:cx="http://schemas.microsoft.com/office/drawing/2014/chartex" xmlns:cx1="http://schemas.microsoft.com/office/drawing/2015/9/8/chartex" xmlns:cx2="http://schemas.microsoft.com/office/drawing/2015/10/21/chartex" xmlns:cx3="http://schemas.microsoft.com/office/drawing/2016/5/9/chartex" xmlns:cx4="http://schemas.microsoft.com/office/drawing/2016/5/10/chartex" xmlns:cx5="http://schemas.microsoft.com/office/drawing/2016/5/11/chartex" xmlns:cx6="http://schemas.microsoft.com/office/drawing/2016/5/12/chartex" xmlns:cx7="http://schemas.microsoft.com/office/drawing/2016/5/13/chartex" xmlns:cx8="http://schemas.microsoft.com/office/drawing/2016/5/14/chartex" xmlns:mc="http://schemas.openxmlformats.org/markup-compatibility/2006" xmlns:aink="http://schemas.microsoft.com/office/drawing/2016/ink" xmlns:am3d="http://schemas.microsoft.com/office/drawing/2017/model3d" xmlns:o="urn:schemas-microsoft-com:office:office" xmlns:oel="http://schemas.microsoft.com/office/2019/extlst" xmlns:r="http://schemas.openxmlformats.org/officeDocument/2006/relationships" xmlns:m="http://schemas.openxmlformats.org/officeDocument/2006/math" xmlns:v="urn:schemas-microsoft-com:vml" xmlns:wp14="http://schemas.microsoft.com/office/word/2010/wordprocessingDrawing" xmlns:wp="http://schemas.openxmlformats.org/drawingml/2006/wordprocessingDrawing" xmlns:w10="urn:schemas-microsoft-com:office:word" xmlns:w="http://schemas.openxmlformats.org/wordprocessingml/2006/main" xmlns:w14="http://schemas.microsoft.com/office/word/2010/wordml" xmlns:w15="http://schemas.microsoft.com/office/word/2012/wordml" xmlns:w16cex="http://schemas.microsoft.com/office/word/2018/wordml/cex" xmlns:w16cid="http://schemas.microsoft.com/office/word/2016/wordml/cid" xmlns:w16="http://schemas.microsoft.com/office/word/2018/wordml" xmlns:w16du="http://schemas.microsoft.com/office/word/2023/wordml/word16du" xmlns:w16sdtdh="http://schemas.microsoft.com/office/word/2020/wordml/sdtdatahash" xmlns:w16sdtfl="http://schemas.microsoft.com/office/word/2024/wordml/sdtformatlock" xmlns:w16se="http://schemas.microsoft.com/office/word/2015/wordml/symex" xmlns:wpg="http://schemas.microsoft.com/office/word/2010/wordprocessingGroup" xmlns:wpi="http://schemas.microsoft.com/office/word/2010/wordprocessingInk" xmlns:wne="http://schemas.microsoft.com/office/word/2006/wordml" xmlns:wps="http://schemas.microsoft.com/office/word/2010/wordprocessingShape" mc:Ignorable="w14 w15 w16se w16cid w16 w16cex w16sdtdh w16sdtfl w16du wp14">
   <w:endnote w:type="separator" w:id="-1">
     <w:p>
       <w:pPr>
@@ -720,7 +700,7 @@
 </file>
 
 <file path=word/footnotes.xml><?xml version="1.0" encoding="utf-8"?>
-<w:footnotes xmlns:wpc="http://schemas.microsoft.com/office/word/2010/wordprocessingCanvas" xmlns:mc="http://schemas.openxmlformats.org/markup-compatibility/2006" xmlns:o="urn:schemas-microsoft-com:office:office" xmlns:r="http://schemas.openxmlformats.org/officeDocument/2006/relationships" xmlns:m="http://schemas.openxmlformats.org/officeDocument/2006/math" xmlns:v="urn:schemas-microsoft-com:vml" xmlns:wp14="http://schemas.microsoft.com/office/word/2010/wordprocessingDrawing" xmlns:wp="http://schemas.openxmlformats.org/drawingml/2006/wordprocessingDrawing" xmlns:w10="urn:schemas-microsoft-com:office:word" xmlns:w="http://schemas.openxmlformats.org/wordprocessingml/2006/main" xmlns:w14="http://schemas.microsoft.com/office/word/2010/wordml" xmlns:wpg="http://schemas.microsoft.com/office/word/2010/wordprocessingGroup" xmlns:wpi="http://schemas.microsoft.com/office/word/2010/wordprocessingInk" xmlns:wne="http://schemas.microsoft.com/office/word/2006/wordml" xmlns:wps="http://schemas.microsoft.com/office/word/2010/wordprocessingShape" mc:Ignorable="w14 wp14">
+<w:footnotes xmlns:wpc="http://schemas.microsoft.com/office/word/2010/wordprocessingCanvas" xmlns:cx="http://schemas.microsoft.com/office/drawing/2014/chartex" xmlns:cx1="http://schemas.microsoft.com/office/drawing/2015/9/8/chartex" xmlns:cx2="http://schemas.microsoft.com/office/drawing/2015/10/21/chartex" xmlns:cx3="http://schemas.microsoft.com/office/drawing/2016/5/9/chartex" xmlns:cx4="http://schemas.microsoft.com/office/drawing/2016/5/10/chartex" xmlns:cx5="http://schemas.microsoft.com/office/drawing/2016/5/11/chartex" xmlns:cx6="http://schemas.microsoft.com/office/drawing/2016/5/12/chartex" xmlns:cx7="http://schemas.microsoft.com/office/drawing/2016/5/13/chartex" xmlns:cx8="http://schemas.microsoft.com/office/drawing/2016/5/14/chartex" xmlns:mc="http://schemas.openxmlformats.org/markup-compatibility/2006" xmlns:aink="http://schemas.microsoft.com/office/drawing/2016/ink" xmlns:am3d="http://schemas.microsoft.com/office/drawing/2017/model3d" xmlns:o="urn:schemas-microsoft-com:office:office" xmlns:oel="http://schemas.microsoft.com/office/2019/extlst" xmlns:r="http://schemas.openxmlformats.org/officeDocument/2006/relationships" xmlns:m="http://schemas.openxmlformats.org/officeDocument/2006/math" xmlns:v="urn:schemas-microsoft-com:vml" xmlns:wp14="http://schemas.microsoft.com/office/word/2010/wordprocessingDrawing" xmlns:wp="http://schemas.openxmlformats.org/drawingml/2006/wordprocessingDrawing" xmlns:w10="urn:schemas-microsoft-com:office:word" xmlns:w="http://schemas.openxmlformats.org/wordprocessingml/2006/main" xmlns:w14="http://schemas.microsoft.com/office/word/2010/wordml" xmlns:w15="http://schemas.microsoft.com/office/word/2012/wordml" xmlns:w16cex="http://schemas.microsoft.com/office/word/2018/wordml/cex" xmlns:w16cid="http://schemas.microsoft.com/office/word/2016/wordml/cid" xmlns:w16="http://schemas.microsoft.com/office/word/2018/wordml" xmlns:w16du="http://schemas.microsoft.com/office/word/2023/wordml/word16du" xmlns:w16sdtdh="http://schemas.microsoft.com/office/word/2020/wordml/sdtdatahash" xmlns:w16sdtfl="http://schemas.microsoft.com/office/word/2024/wordml/sdtformatlock" xmlns:w16se="http://schemas.microsoft.com/office/word/2015/wordml/symex" xmlns:wpg="http://schemas.microsoft.com/office/word/2010/wordprocessingGroup" xmlns:wpi="http://schemas.microsoft.com/office/word/2010/wordprocessingInk" xmlns:wne="http://schemas.microsoft.com/office/word/2006/wordml" xmlns:wps="http://schemas.microsoft.com/office/word/2010/wordprocessingShape" mc:Ignorable="w14 w15 w16se w16cid w16 w16cex w16sdtdh w16sdtfl w16du wp14">
   <w:footnote w:type="separator" w:id="-1">
     <w:p>
       <w:pPr>
@@ -745,8 +725,8 @@
 </file>
 
 <file path=word/numbering.xml><?xml version="1.0" encoding="utf-8"?>
-<w:numbering xmlns:wpc="http://schemas.microsoft.com/office/word/2010/wordprocessingCanvas" xmlns:mc="http://schemas.openxmlformats.org/markup-compatibility/2006" xmlns:o="urn:schemas-microsoft-com:office:office" xmlns:r="http://schemas.openxmlformats.org/officeDocument/2006/relationships" xmlns:m="http://schemas.openxmlformats.org/officeDocument/2006/math" xmlns:v="urn:schemas-microsoft-com:vml" xmlns:wp14="http://schemas.microsoft.com/office/word/2010/wordprocessingDrawing" xmlns:wp="http://schemas.openxmlformats.org/drawingml/2006/wordprocessingDrawing" xmlns:w10="urn:schemas-microsoft-com:office:word" xmlns:w="http://schemas.openxmlformats.org/wordprocessingml/2006/main" xmlns:w14="http://schemas.microsoft.com/office/word/2010/wordml" xmlns:wpg="http://schemas.microsoft.com/office/word/2010/wordprocessingGroup" xmlns:wpi="http://schemas.microsoft.com/office/word/2010/wordprocessingInk" xmlns:wne="http://schemas.microsoft.com/office/word/2006/wordml" xmlns:wps="http://schemas.microsoft.com/office/word/2010/wordprocessingShape" mc:Ignorable="w14 wp14">
-  <w:abstractNum w:abstractNumId="0">
+<w:numbering xmlns:wpc="http://schemas.microsoft.com/office/word/2010/wordprocessingCanvas" xmlns:cx="http://schemas.microsoft.com/office/drawing/2014/chartex" xmlns:cx1="http://schemas.microsoft.com/office/drawing/2015/9/8/chartex" xmlns:cx2="http://schemas.microsoft.com/office/drawing/2015/10/21/chartex" xmlns:cx3="http://schemas.microsoft.com/office/drawing/2016/5/9/chartex" xmlns:cx4="http://schemas.microsoft.com/office/drawing/2016/5/10/chartex" xmlns:cx5="http://schemas.microsoft.com/office/drawing/2016/5/11/chartex" xmlns:cx6="http://schemas.microsoft.com/office/drawing/2016/5/12/chartex" xmlns:cx7="http://schemas.microsoft.com/office/drawing/2016/5/13/chartex" xmlns:cx8="http://schemas.microsoft.com/office/drawing/2016/5/14/chartex" xmlns:mc="http://schemas.openxmlformats.org/markup-compatibility/2006" xmlns:aink="http://schemas.microsoft.com/office/drawing/2016/ink" xmlns:am3d="http://schemas.microsoft.com/office/drawing/2017/model3d" xmlns:o="urn:schemas-microsoft-com:office:office" xmlns:oel="http://schemas.microsoft.com/office/2019/extlst" xmlns:r="http://schemas.openxmlformats.org/officeDocument/2006/relationships" xmlns:m="http://schemas.openxmlformats.org/officeDocument/2006/math" xmlns:v="urn:schemas-microsoft-com:vml" xmlns:wp14="http://schemas.microsoft.com/office/word/2010/wordprocessingDrawing" xmlns:wp="http://schemas.openxmlformats.org/drawingml/2006/wordprocessingDrawing" xmlns:w10="urn:schemas-microsoft-com:office:word" xmlns:w="http://schemas.openxmlformats.org/wordprocessingml/2006/main" xmlns:w14="http://schemas.microsoft.com/office/word/2010/wordml" xmlns:w15="http://schemas.microsoft.com/office/word/2012/wordml" xmlns:w16cex="http://schemas.microsoft.com/office/word/2018/wordml/cex" xmlns:w16cid="http://schemas.microsoft.com/office/word/2016/wordml/cid" xmlns:w16="http://schemas.microsoft.com/office/word/2018/wordml" xmlns:w16du="http://schemas.microsoft.com/office/word/2023/wordml/word16du" xmlns:w16sdtdh="http://schemas.microsoft.com/office/word/2020/wordml/sdtdatahash" xmlns:w16sdtfl="http://schemas.microsoft.com/office/word/2024/wordml/sdtformatlock" xmlns:w16se="http://schemas.microsoft.com/office/word/2015/wordml/symex" xmlns:wpg="http://schemas.microsoft.com/office/word/2010/wordprocessingGroup" xmlns:wpi="http://schemas.microsoft.com/office/word/2010/wordprocessingInk" xmlns:wne="http://schemas.microsoft.com/office/word/2006/wordml" xmlns:wps="http://schemas.microsoft.com/office/word/2010/wordprocessingShape" mc:Ignorable="w14 w15 w16se w16cid w16 w16cex w16sdtdh w16sdtfl w16du wp14">
+  <w:abstractNum w:abstractNumId="0" w15:restartNumberingAfterBreak="0">
     <w:nsid w:val="0DA94B49"/>
     <w:multiLevelType w:val="multilevel"/>
     <w:tmpl w:val="D86667C2"/>
@@ -859,7 +839,7 @@
       </w:pPr>
     </w:lvl>
   </w:abstractNum>
-  <w:abstractNum w:abstractNumId="1">
+  <w:abstractNum w:abstractNumId="1" w15:restartNumberingAfterBreak="0">
     <w:nsid w:val="3FAB54AA"/>
     <w:multiLevelType w:val="multilevel"/>
     <w:tmpl w:val="9CA86AD4"/>
@@ -1008,7 +988,7 @@
       </w:rPr>
     </w:lvl>
   </w:abstractNum>
-  <w:abstractNum w:abstractNumId="2">
+  <w:abstractNum w:abstractNumId="2" w15:restartNumberingAfterBreak="0">
     <w:nsid w:val="4F5E132B"/>
     <w:multiLevelType w:val="multilevel"/>
     <w:tmpl w:val="37448DB4"/>
@@ -1157,7 +1137,7 @@
       </w:rPr>
     </w:lvl>
   </w:abstractNum>
-  <w:abstractNum w:abstractNumId="3">
+  <w:abstractNum w:abstractNumId="3" w15:restartNumberingAfterBreak="0">
     <w:nsid w:val="586C7B88"/>
     <w:multiLevelType w:val="multilevel"/>
     <w:tmpl w:val="D13EBC3A"/>
@@ -1306,7 +1286,7 @@
       </w:rPr>
     </w:lvl>
   </w:abstractNum>
-  <w:abstractNum w:abstractNumId="4">
+  <w:abstractNum w:abstractNumId="4" w15:restartNumberingAfterBreak="0">
     <w:nsid w:val="6C6F24AF"/>
     <w:multiLevelType w:val="multilevel"/>
     <w:tmpl w:val="F6BC22FC"/>
@@ -1455,7 +1435,7 @@
       </w:rPr>
     </w:lvl>
   </w:abstractNum>
-  <w:abstractNum w:abstractNumId="5">
+  <w:abstractNum w:abstractNumId="5" w15:restartNumberingAfterBreak="0">
     <w:nsid w:val="73E3284A"/>
     <w:multiLevelType w:val="multilevel"/>
     <w:tmpl w:val="9C54BD2E"/>
@@ -1604,29 +1584,29 @@
       </w:rPr>
     </w:lvl>
   </w:abstractNum>
-  <w:num w:numId="1">
+  <w:num w:numId="1" w16cid:durableId="1707876858">
     <w:abstractNumId w:val="5"/>
   </w:num>
-  <w:num w:numId="2">
+  <w:num w:numId="2" w16cid:durableId="1716464438">
     <w:abstractNumId w:val="0"/>
   </w:num>
-  <w:num w:numId="3">
+  <w:num w:numId="3" w16cid:durableId="1095126835">
     <w:abstractNumId w:val="4"/>
   </w:num>
-  <w:num w:numId="4">
+  <w:num w:numId="4" w16cid:durableId="271472622">
     <w:abstractNumId w:val="1"/>
   </w:num>
-  <w:num w:numId="5">
+  <w:num w:numId="5" w16cid:durableId="2079161379">
     <w:abstractNumId w:val="2"/>
   </w:num>
-  <w:num w:numId="6">
+  <w:num w:numId="6" w16cid:durableId="467861555">
     <w:abstractNumId w:val="3"/>
   </w:num>
 </w:numbering>
 </file>
 
 <file path=word/styles.xml><?xml version="1.0" encoding="utf-8"?>
-<w:styles xmlns:mc="http://schemas.openxmlformats.org/markup-compatibility/2006" xmlns:r="http://schemas.openxmlformats.org/officeDocument/2006/relationships" xmlns:w="http://schemas.openxmlformats.org/wordprocessingml/2006/main" xmlns:w14="http://schemas.microsoft.com/office/word/2010/wordml" mc:Ignorable="w14">
+<w:styles xmlns:mc="http://schemas.openxmlformats.org/markup-compatibility/2006" xmlns:r="http://schemas.openxmlformats.org/officeDocument/2006/relationships" xmlns:w="http://schemas.openxmlformats.org/wordprocessingml/2006/main" xmlns:w14="http://schemas.microsoft.com/office/word/2010/wordml" xmlns:w15="http://schemas.microsoft.com/office/word/2012/wordml" xmlns:w16cex="http://schemas.microsoft.com/office/word/2018/wordml/cex" xmlns:w16cid="http://schemas.microsoft.com/office/word/2016/wordml/cid" xmlns:w16="http://schemas.microsoft.com/office/word/2018/wordml" xmlns:w16du="http://schemas.microsoft.com/office/word/2023/wordml/word16du" xmlns:w16sdtdh="http://schemas.microsoft.com/office/word/2020/wordml/sdtdatahash" xmlns:w16sdtfl="http://schemas.microsoft.com/office/word/2024/wordml/sdtformatlock" xmlns:w16se="http://schemas.microsoft.com/office/word/2015/wordml/symex" mc:Ignorable="w14 w15 w16se w16cid w16 w16cex w16sdtdh w16sdtfl w16du">
   <w:docDefaults>
     <w:rPrDefault>
       <w:rPr>
@@ -1642,144 +1622,383 @@
       </w:pPr>
     </w:pPrDefault>
   </w:docDefaults>
-  <w:latentStyles w:defLockedState="0" w:defUIPriority="99" w:defSemiHidden="1" w:defUnhideWhenUsed="1" w:defQFormat="0" w:count="267">
-    <w:lsdException w:name="Normal" w:semiHidden="0" w:uiPriority="0" w:unhideWhenUsed="0" w:qFormat="1"/>
-    <w:lsdException w:name="heading 1" w:semiHidden="0" w:uiPriority="9" w:unhideWhenUsed="0" w:qFormat="1"/>
-    <w:lsdException w:name="heading 2" w:uiPriority="9" w:qFormat="1"/>
-    <w:lsdException w:name="heading 3" w:uiPriority="9" w:qFormat="1"/>
-    <w:lsdException w:name="heading 4" w:uiPriority="9" w:qFormat="1"/>
-    <w:lsdException w:name="heading 5" w:uiPriority="9" w:qFormat="1"/>
-    <w:lsdException w:name="heading 6" w:uiPriority="9" w:qFormat="1"/>
-    <w:lsdException w:name="heading 7" w:uiPriority="9" w:qFormat="1"/>
-    <w:lsdException w:name="heading 8" w:uiPriority="9" w:qFormat="1"/>
-    <w:lsdException w:name="heading 9" w:uiPriority="9" w:qFormat="1"/>
-    <w:lsdException w:name="toc 1" w:uiPriority="39"/>
-    <w:lsdException w:name="toc 2" w:uiPriority="39"/>
-    <w:lsdException w:name="toc 3" w:uiPriority="39"/>
-    <w:lsdException w:name="toc 4" w:uiPriority="39"/>
-    <w:lsdException w:name="toc 5" w:uiPriority="39"/>
-    <w:lsdException w:name="toc 6" w:uiPriority="39"/>
-    <w:lsdException w:name="toc 7" w:uiPriority="39"/>
-    <w:lsdException w:name="toc 8" w:uiPriority="39"/>
-    <w:lsdException w:name="toc 9" w:uiPriority="39"/>
-    <w:lsdException w:name="caption" w:uiPriority="35" w:qFormat="1"/>
-    <w:lsdException w:name="Title" w:semiHidden="0" w:uiPriority="10" w:unhideWhenUsed="0" w:qFormat="1"/>
-    <w:lsdException w:name="Default Paragraph Font" w:uiPriority="1"/>
-    <w:lsdException w:name="Subtitle" w:semiHidden="0" w:uiPriority="11" w:unhideWhenUsed="0" w:qFormat="1"/>
-    <w:lsdException w:name="Strong" w:semiHidden="0" w:uiPriority="22" w:unhideWhenUsed="0" w:qFormat="1"/>
-    <w:lsdException w:name="Emphasis" w:semiHidden="0" w:uiPriority="20" w:unhideWhenUsed="0" w:qFormat="1"/>
-    <w:lsdException w:name="Table Grid" w:semiHidden="0" w:uiPriority="59" w:unhideWhenUsed="0"/>
-    <w:lsdException w:name="Placeholder Text" w:unhideWhenUsed="0"/>
-    <w:lsdException w:name="No Spacing" w:semiHidden="0" w:uiPriority="1" w:unhideWhenUsed="0" w:qFormat="1"/>
-    <w:lsdException w:name="Light Shading" w:semiHidden="0" w:uiPriority="60" w:unhideWhenUsed="0"/>
-    <w:lsdException w:name="Light List" w:semiHidden="0" w:uiPriority="61" w:unhideWhenUsed="0"/>
-    <w:lsdException w:name="Light Grid" w:semiHidden="0" w:uiPriority="62" w:unhideWhenUsed="0"/>
-    <w:lsdException w:name="Medium Shading 1" w:semiHidden="0" w:uiPriority="63" w:unhideWhenUsed="0"/>
-    <w:lsdException w:name="Medium Shading 2" w:semiHidden="0" w:uiPriority="64" w:unhideWhenUsed="0"/>
-    <w:lsdException w:name="Medium List 1" w:semiHidden="0" w:uiPriority="65" w:unhideWhenUsed="0"/>
-    <w:lsdException w:name="Medium List 2" w:semiHidden="0" w:uiPriority="66" w:unhideWhenUsed="0"/>
-    <w:lsdException w:name="Medium Grid 1" w:semiHidden="0" w:uiPriority="67" w:unhideWhenUsed="0"/>
-    <w:lsdException w:name="Medium Grid 2" w:semiHidden="0" w:uiPriority="68" w:unhideWhenUsed="0"/>
-    <w:lsdException w:name="Medium Grid 3" w:semiHidden="0" w:uiPriority="69" w:unhideWhenUsed="0"/>
-    <w:lsdException w:name="Dark List" w:semiHidden="0" w:uiPriority="70" w:unhideWhenUsed="0"/>
-    <w:lsdException w:name="Colorful Shading" w:semiHidden="0" w:uiPriority="71" w:unhideWhenUsed="0"/>
-    <w:lsdException w:name="Colorful List" w:semiHidden="0" w:uiPriority="72" w:unhideWhenUsed="0"/>
-    <w:lsdException w:name="Colorful Grid" w:semiHidden="0" w:uiPriority="73" w:unhideWhenUsed="0"/>
-    <w:lsdException w:name="Light Shading Accent 1" w:semiHidden="0" w:uiPriority="60" w:unhideWhenUsed="0"/>
-    <w:lsdException w:name="Light List Accent 1" w:semiHidden="0" w:uiPriority="61" w:unhideWhenUsed="0"/>
-    <w:lsdException w:name="Light Grid Accent 1" w:semiHidden="0" w:uiPriority="62" w:unhideWhenUsed="0"/>
-    <w:lsdException w:name="Medium Shading 1 Accent 1" w:semiHidden="0" w:uiPriority="63" w:unhideWhenUsed="0"/>
-    <w:lsdException w:name="Medium Shading 2 Accent 1" w:semiHidden="0" w:uiPriority="64" w:unhideWhenUsed="0"/>
-    <w:lsdException w:name="Medium List 1 Accent 1" w:semiHidden="0" w:uiPriority="65" w:unhideWhenUsed="0"/>
-    <w:lsdException w:name="Revision" w:unhideWhenUsed="0"/>
-    <w:lsdException w:name="List Paragraph" w:semiHidden="0" w:uiPriority="34" w:unhideWhenUsed="0" w:qFormat="1"/>
-    <w:lsdException w:name="Quote" w:semiHidden="0" w:uiPriority="29" w:unhideWhenUsed="0" w:qFormat="1"/>
-    <w:lsdException w:name="Intense Quote" w:semiHidden="0" w:uiPriority="30" w:unhideWhenUsed="0" w:qFormat="1"/>
-    <w:lsdException w:name="Medium List 2 Accent 1" w:semiHidden="0" w:uiPriority="66" w:unhideWhenUsed="0"/>
-    <w:lsdException w:name="Medium Grid 1 Accent 1" w:semiHidden="0" w:uiPriority="67" w:unhideWhenUsed="0"/>
-    <w:lsdException w:name="Medium Grid 2 Accent 1" w:semiHidden="0" w:uiPriority="68" w:unhideWhenUsed="0"/>
-    <w:lsdException w:name="Medium Grid 3 Accent 1" w:semiHidden="0" w:uiPriority="69" w:unhideWhenUsed="0"/>
-    <w:lsdException w:name="Dark List Accent 1" w:semiHidden="0" w:uiPriority="70" w:unhideWhenUsed="0"/>
-    <w:lsdException w:name="Colorful Shading Accent 1" w:semiHidden="0" w:uiPriority="71" w:unhideWhenUsed="0"/>
-    <w:lsdException w:name="Colorful List Accent 1" w:semiHidden="0" w:uiPriority="72" w:unhideWhenUsed="0"/>
-    <w:lsdException w:name="Colorful Grid Accent 1" w:semiHidden="0" w:uiPriority="73" w:unhideWhenUsed="0"/>
-    <w:lsdException w:name="Light Shading Accent 2" w:semiHidden="0" w:uiPriority="60" w:unhideWhenUsed="0"/>
-    <w:lsdException w:name="Light List Accent 2" w:semiHidden="0" w:uiPriority="61" w:unhideWhenUsed="0"/>
-    <w:lsdException w:name="Light Grid Accent 2" w:semiHidden="0" w:uiPriority="62" w:unhideWhenUsed="0"/>
-    <w:lsdException w:name="Medium Shading 1 Accent 2" w:semiHidden="0" w:uiPriority="63" w:unhideWhenUsed="0"/>
-    <w:lsdException w:name="Medium Shading 2 Accent 2" w:semiHidden="0" w:uiPriority="64" w:unhideWhenUsed="0"/>
-    <w:lsdException w:name="Medium List 1 Accent 2" w:semiHidden="0" w:uiPriority="65" w:unhideWhenUsed="0"/>
-    <w:lsdException w:name="Medium List 2 Accent 2" w:semiHidden="0" w:uiPriority="66" w:unhideWhenUsed="0"/>
-    <w:lsdException w:name="Medium Grid 1 Accent 2" w:semiHidden="0" w:uiPriority="67" w:unhideWhenUsed="0"/>
-    <w:lsdException w:name="Medium Grid 2 Accent 2" w:semiHidden="0" w:uiPriority="68" w:unhideWhenUsed="0"/>
-    <w:lsdException w:name="Medium Grid 3 Accent 2" w:semiHidden="0" w:uiPriority="69" w:unhideWhenUsed="0"/>
-    <w:lsdException w:name="Dark List Accent 2" w:semiHidden="0" w:uiPriority="70" w:unhideWhenUsed="0"/>
-    <w:lsdException w:name="Colorful Shading Accent 2" w:semiHidden="0" w:uiPriority="71" w:unhideWhenUsed="0"/>
-    <w:lsdException w:name="Colorful List Accent 2" w:semiHidden="0" w:uiPriority="72" w:unhideWhenUsed="0"/>
-    <w:lsdException w:name="Colorful Grid Accent 2" w:semiHidden="0" w:uiPriority="73" w:unhideWhenUsed="0"/>
-    <w:lsdException w:name="Light Shading Accent 3" w:semiHidden="0" w:uiPriority="60" w:unhideWhenUsed="0"/>
-    <w:lsdException w:name="Light List Accent 3" w:semiHidden="0" w:uiPriority="61" w:unhideWhenUsed="0"/>
-    <w:lsdException w:name="Light Grid Accent 3" w:semiHidden="0" w:uiPriority="62" w:unhideWhenUsed="0"/>
-    <w:lsdException w:name="Medium Shading 1 Accent 3" w:semiHidden="0" w:uiPriority="63" w:unhideWhenUsed="0"/>
-    <w:lsdException w:name="Medium Shading 2 Accent 3" w:semiHidden="0" w:uiPriority="64" w:unhideWhenUsed="0"/>
-    <w:lsdException w:name="Medium List 1 Accent 3" w:semiHidden="0" w:uiPriority="65" w:unhideWhenUsed="0"/>
-    <w:lsdException w:name="Medium List 2 Accent 3" w:semiHidden="0" w:uiPriority="66" w:unhideWhenUsed="0"/>
-    <w:lsdException w:name="Medium Grid 1 Accent 3" w:semiHidden="0" w:uiPriority="67" w:unhideWhenUsed="0"/>
-    <w:lsdException w:name="Medium Grid 2 Accent 3" w:semiHidden="0" w:uiPriority="68" w:unhideWhenUsed="0"/>
-    <w:lsdException w:name="Medium Grid 3 Accent 3" w:semiHidden="0" w:uiPriority="69" w:unhideWhenUsed="0"/>
-    <w:lsdException w:name="Dark List Accent 3" w:semiHidden="0" w:uiPriority="70" w:unhideWhenUsed="0"/>
-    <w:lsdException w:name="Colorful Shading Accent 3" w:semiHidden="0" w:uiPriority="71" w:unhideWhenUsed="0"/>
-    <w:lsdException w:name="Colorful List Accent 3" w:semiHidden="0" w:uiPriority="72" w:unhideWhenUsed="0"/>
-    <w:lsdException w:name="Colorful Grid Accent 3" w:semiHidden="0" w:uiPriority="73" w:unhideWhenUsed="0"/>
-    <w:lsdException w:name="Light Shading Accent 4" w:semiHidden="0" w:uiPriority="60" w:unhideWhenUsed="0"/>
-    <w:lsdException w:name="Light List Accent 4" w:semiHidden="0" w:uiPriority="61" w:unhideWhenUsed="0"/>
-    <w:lsdException w:name="Light Grid Accent 4" w:semiHidden="0" w:uiPriority="62" w:unhideWhenUsed="0"/>
-    <w:lsdException w:name="Medium Shading 1 Accent 4" w:semiHidden="0" w:uiPriority="63" w:unhideWhenUsed="0"/>
-    <w:lsdException w:name="Medium Shading 2 Accent 4" w:semiHidden="0" w:uiPriority="64" w:unhideWhenUsed="0"/>
-    <w:lsdException w:name="Medium List 1 Accent 4" w:semiHidden="0" w:uiPriority="65" w:unhideWhenUsed="0"/>
-    <w:lsdException w:name="Medium List 2 Accent 4" w:semiHidden="0" w:uiPriority="66" w:unhideWhenUsed="0"/>
-    <w:lsdException w:name="Medium Grid 1 Accent 4" w:semiHidden="0" w:uiPriority="67" w:unhideWhenUsed="0"/>
-    <w:lsdException w:name="Medium Grid 2 Accent 4" w:semiHidden="0" w:uiPriority="68" w:unhideWhenUsed="0"/>
-    <w:lsdException w:name="Medium Grid 3 Accent 4" w:semiHidden="0" w:uiPriority="69" w:unhideWhenUsed="0"/>
-    <w:lsdException w:name="Dark List Accent 4" w:semiHidden="0" w:uiPriority="70" w:unhideWhenUsed="0"/>
-    <w:lsdException w:name="Colorful Shading Accent 4" w:semiHidden="0" w:uiPriority="71" w:unhideWhenUsed="0"/>
-    <w:lsdException w:name="Colorful List Accent 4" w:semiHidden="0" w:uiPriority="72" w:unhideWhenUsed="0"/>
-    <w:lsdException w:name="Colorful Grid Accent 4" w:semiHidden="0" w:uiPriority="73" w:unhideWhenUsed="0"/>
-    <w:lsdException w:name="Light Shading Accent 5" w:semiHidden="0" w:uiPriority="60" w:unhideWhenUsed="0"/>
-    <w:lsdException w:name="Light List Accent 5" w:semiHidden="0" w:uiPriority="61" w:unhideWhenUsed="0"/>
-    <w:lsdException w:name="Light Grid Accent 5" w:semiHidden="0" w:uiPriority="62" w:unhideWhenUsed="0"/>
-    <w:lsdException w:name="Medium Shading 1 Accent 5" w:semiHidden="0" w:uiPriority="63" w:unhideWhenUsed="0"/>
-    <w:lsdException w:name="Medium Shading 2 Accent 5" w:semiHidden="0" w:uiPriority="64" w:unhideWhenUsed="0"/>
-    <w:lsdException w:name="Medium List 1 Accent 5" w:semiHidden="0" w:uiPriority="65" w:unhideWhenUsed="0"/>
-    <w:lsdException w:name="Medium List 2 Accent 5" w:semiHidden="0" w:uiPriority="66" w:unhideWhenUsed="0"/>
-    <w:lsdException w:name="Medium Grid 1 Accent 5" w:semiHidden="0" w:uiPriority="67" w:unhideWhenUsed="0"/>
-    <w:lsdException w:name="Medium Grid 2 Accent 5" w:semiHidden="0" w:uiPriority="68" w:unhideWhenUsed="0"/>
-    <w:lsdException w:name="Medium Grid 3 Accent 5" w:semiHidden="0" w:uiPriority="69" w:unhideWhenUsed="0"/>
-    <w:lsdException w:name="Dark List Accent 5" w:semiHidden="0" w:uiPriority="70" w:unhideWhenUsed="0"/>
-    <w:lsdException w:name="Colorful Shading Accent 5" w:semiHidden="0" w:uiPriority="71" w:unhideWhenUsed="0"/>
-    <w:lsdException w:name="Colorful List Accent 5" w:semiHidden="0" w:uiPriority="72" w:unhideWhenUsed="0"/>
-    <w:lsdException w:name="Colorful Grid Accent 5" w:semiHidden="0" w:uiPriority="73" w:unhideWhenUsed="0"/>
-    <w:lsdException w:name="Light Shading Accent 6" w:semiHidden="0" w:uiPriority="60" w:unhideWhenUsed="0"/>
-    <w:lsdException w:name="Light List Accent 6" w:semiHidden="0" w:uiPriority="61" w:unhideWhenUsed="0"/>
-    <w:lsdException w:name="Light Grid Accent 6" w:semiHidden="0" w:uiPriority="62" w:unhideWhenUsed="0"/>
-    <w:lsdException w:name="Medium Shading 1 Accent 6" w:semiHidden="0" w:uiPriority="63" w:unhideWhenUsed="0"/>
-    <w:lsdException w:name="Medium Shading 2 Accent 6" w:semiHidden="0" w:uiPriority="64" w:unhideWhenUsed="0"/>
-    <w:lsdException w:name="Medium List 1 Accent 6" w:semiHidden="0" w:uiPriority="65" w:unhideWhenUsed="0"/>
-    <w:lsdException w:name="Medium List 2 Accent 6" w:semiHidden="0" w:uiPriority="66" w:unhideWhenUsed="0"/>
-    <w:lsdException w:name="Medium Grid 1 Accent 6" w:semiHidden="0" w:uiPriority="67" w:unhideWhenUsed="0"/>
-    <w:lsdException w:name="Medium Grid 2 Accent 6" w:semiHidden="0" w:uiPriority="68" w:unhideWhenUsed="0"/>
-    <w:lsdException w:name="Medium Grid 3 Accent 6" w:semiHidden="0" w:uiPriority="69" w:unhideWhenUsed="0"/>
-    <w:lsdException w:name="Dark List Accent 6" w:semiHidden="0" w:uiPriority="70" w:unhideWhenUsed="0"/>
-    <w:lsdException w:name="Colorful Shading Accent 6" w:semiHidden="0" w:uiPriority="71" w:unhideWhenUsed="0"/>
-    <w:lsdException w:name="Colorful List Accent 6" w:semiHidden="0" w:uiPriority="72" w:unhideWhenUsed="0"/>
-    <w:lsdException w:name="Colorful Grid Accent 6" w:semiHidden="0" w:uiPriority="73" w:unhideWhenUsed="0"/>
-    <w:lsdException w:name="Subtle Emphasis" w:semiHidden="0" w:uiPriority="19" w:unhideWhenUsed="0" w:qFormat="1"/>
-    <w:lsdException w:name="Intense Emphasis" w:semiHidden="0" w:uiPriority="21" w:unhideWhenUsed="0" w:qFormat="1"/>
-    <w:lsdException w:name="Subtle Reference" w:semiHidden="0" w:uiPriority="31" w:unhideWhenUsed="0" w:qFormat="1"/>
-    <w:lsdException w:name="Intense Reference" w:semiHidden="0" w:uiPriority="32" w:unhideWhenUsed="0" w:qFormat="1"/>
-    <w:lsdException w:name="Book Title" w:semiHidden="0" w:uiPriority="33" w:unhideWhenUsed="0" w:qFormat="1"/>
-    <w:lsdException w:name="Bibliography" w:uiPriority="37"/>
-    <w:lsdException w:name="TOC Heading" w:uiPriority="39" w:qFormat="1"/>
+  <w:latentStyles w:defLockedState="0" w:defUIPriority="99" w:defSemiHidden="0" w:defUnhideWhenUsed="0" w:defQFormat="0" w:count="376">
+    <w:lsdException w:name="Normal" w:uiPriority="0" w:qFormat="1"/>
+    <w:lsdException w:name="heading 1" w:uiPriority="9" w:qFormat="1"/>
+    <w:lsdException w:name="heading 2" w:semiHidden="1" w:uiPriority="9" w:unhideWhenUsed="1" w:qFormat="1"/>
+    <w:lsdException w:name="heading 3" w:semiHidden="1" w:uiPriority="9" w:unhideWhenUsed="1" w:qFormat="1"/>
+    <w:lsdException w:name="heading 4" w:semiHidden="1" w:uiPriority="9" w:unhideWhenUsed="1" w:qFormat="1"/>
+    <w:lsdException w:name="heading 5" w:semiHidden="1" w:uiPriority="9" w:unhideWhenUsed="1" w:qFormat="1"/>
+    <w:lsdException w:name="heading 6" w:semiHidden="1" w:uiPriority="9" w:unhideWhenUsed="1" w:qFormat="1"/>
+    <w:lsdException w:name="heading 7" w:semiHidden="1" w:uiPriority="9" w:unhideWhenUsed="1" w:qFormat="1"/>
+    <w:lsdException w:name="heading 8" w:semiHidden="1" w:uiPriority="9" w:unhideWhenUsed="1" w:qFormat="1"/>
+    <w:lsdException w:name="heading 9" w:semiHidden="1" w:uiPriority="9" w:unhideWhenUsed="1" w:qFormat="1"/>
+    <w:lsdException w:name="index 1" w:semiHidden="1" w:unhideWhenUsed="1"/>
+    <w:lsdException w:name="index 2" w:semiHidden="1" w:unhideWhenUsed="1"/>
+    <w:lsdException w:name="index 3" w:semiHidden="1" w:unhideWhenUsed="1"/>
+    <w:lsdException w:name="index 4" w:semiHidden="1" w:unhideWhenUsed="1"/>
+    <w:lsdException w:name="index 5" w:semiHidden="1" w:unhideWhenUsed="1"/>
+    <w:lsdException w:name="index 6" w:semiHidden="1" w:unhideWhenUsed="1"/>
+    <w:lsdException w:name="index 7" w:semiHidden="1" w:unhideWhenUsed="1"/>
+    <w:lsdException w:name="index 8" w:semiHidden="1" w:unhideWhenUsed="1"/>
+    <w:lsdException w:name="index 9" w:semiHidden="1" w:unhideWhenUsed="1"/>
+    <w:lsdException w:name="toc 1" w:semiHidden="1" w:uiPriority="39" w:unhideWhenUsed="1"/>
+    <w:lsdException w:name="toc 2" w:semiHidden="1" w:uiPriority="39" w:unhideWhenUsed="1"/>
+    <w:lsdException w:name="toc 3" w:semiHidden="1" w:uiPriority="39" w:unhideWhenUsed="1"/>
+    <w:lsdException w:name="toc 4" w:semiHidden="1" w:uiPriority="39" w:unhideWhenUsed="1"/>
+    <w:lsdException w:name="toc 5" w:semiHidden="1" w:uiPriority="39" w:unhideWhenUsed="1"/>
+    <w:lsdException w:name="toc 6" w:semiHidden="1" w:uiPriority="39" w:unhideWhenUsed="1"/>
+    <w:lsdException w:name="toc 7" w:semiHidden="1" w:uiPriority="39" w:unhideWhenUsed="1"/>
+    <w:lsdException w:name="toc 8" w:semiHidden="1" w:uiPriority="39" w:unhideWhenUsed="1"/>
+    <w:lsdException w:name="toc 9" w:semiHidden="1" w:uiPriority="39" w:unhideWhenUsed="1"/>
+    <w:lsdException w:name="Normal Indent" w:semiHidden="1" w:unhideWhenUsed="1"/>
+    <w:lsdException w:name="footnote text" w:semiHidden="1" w:unhideWhenUsed="1"/>
+    <w:lsdException w:name="annotation text" w:semiHidden="1" w:unhideWhenUsed="1"/>
+    <w:lsdException w:name="header" w:semiHidden="1" w:unhideWhenUsed="1"/>
+    <w:lsdException w:name="footer" w:semiHidden="1" w:unhideWhenUsed="1"/>
+    <w:lsdException w:name="index heading" w:semiHidden="1" w:unhideWhenUsed="1"/>
+    <w:lsdException w:name="caption" w:semiHidden="1" w:uiPriority="35" w:unhideWhenUsed="1" w:qFormat="1"/>
+    <w:lsdException w:name="table of figures" w:semiHidden="1" w:unhideWhenUsed="1"/>
+    <w:lsdException w:name="envelope address" w:semiHidden="1" w:unhideWhenUsed="1"/>
+    <w:lsdException w:name="envelope return" w:semiHidden="1" w:unhideWhenUsed="1"/>
+    <w:lsdException w:name="footnote reference" w:semiHidden="1" w:unhideWhenUsed="1"/>
+    <w:lsdException w:name="annotation reference" w:semiHidden="1" w:unhideWhenUsed="1"/>
+    <w:lsdException w:name="line number" w:semiHidden="1" w:unhideWhenUsed="1"/>
+    <w:lsdException w:name="page number" w:semiHidden="1" w:unhideWhenUsed="1"/>
+    <w:lsdException w:name="endnote reference" w:semiHidden="1" w:unhideWhenUsed="1"/>
+    <w:lsdException w:name="endnote text" w:semiHidden="1" w:unhideWhenUsed="1"/>
+    <w:lsdException w:name="table of authorities" w:semiHidden="1" w:unhideWhenUsed="1"/>
+    <w:lsdException w:name="macro" w:semiHidden="1" w:unhideWhenUsed="1"/>
+    <w:lsdException w:name="toa heading" w:semiHidden="1" w:unhideWhenUsed="1"/>
+    <w:lsdException w:name="List" w:semiHidden="1" w:unhideWhenUsed="1"/>
+    <w:lsdException w:name="List Bullet" w:semiHidden="1" w:unhideWhenUsed="1"/>
+    <w:lsdException w:name="List Number" w:semiHidden="1" w:unhideWhenUsed="1"/>
+    <w:lsdException w:name="List 2" w:semiHidden="1" w:unhideWhenUsed="1"/>
+    <w:lsdException w:name="List 3" w:semiHidden="1" w:unhideWhenUsed="1"/>
+    <w:lsdException w:name="List 4" w:semiHidden="1" w:unhideWhenUsed="1"/>
+    <w:lsdException w:name="List 5" w:semiHidden="1" w:unhideWhenUsed="1"/>
+    <w:lsdException w:name="List Bullet 2" w:semiHidden="1" w:unhideWhenUsed="1"/>
+    <w:lsdException w:name="List Bullet 3" w:semiHidden="1" w:unhideWhenUsed="1"/>
+    <w:lsdException w:name="List Bullet 4" w:semiHidden="1" w:unhideWhenUsed="1"/>
+    <w:lsdException w:name="List Bullet 5" w:semiHidden="1" w:unhideWhenUsed="1"/>
+    <w:lsdException w:name="List Number 2" w:semiHidden="1" w:unhideWhenUsed="1"/>
+    <w:lsdException w:name="List Number 3" w:semiHidden="1" w:unhideWhenUsed="1"/>
+    <w:lsdException w:name="List Number 4" w:semiHidden="1" w:unhideWhenUsed="1"/>
+    <w:lsdException w:name="List Number 5" w:semiHidden="1" w:unhideWhenUsed="1"/>
+    <w:lsdException w:name="Title" w:uiPriority="10" w:qFormat="1"/>
+    <w:lsdException w:name="Closing" w:semiHidden="1" w:unhideWhenUsed="1"/>
+    <w:lsdException w:name="Signature" w:semiHidden="1" w:unhideWhenUsed="1"/>
+    <w:lsdException w:name="Default Paragraph Font" w:semiHidden="1" w:uiPriority="1" w:unhideWhenUsed="1"/>
+    <w:lsdException w:name="Body Text" w:semiHidden="1" w:unhideWhenUsed="1"/>
+    <w:lsdException w:name="Body Text Indent" w:semiHidden="1" w:unhideWhenUsed="1"/>
+    <w:lsdException w:name="List Continue" w:semiHidden="1" w:unhideWhenUsed="1"/>
+    <w:lsdException w:name="List Continue 2" w:semiHidden="1" w:unhideWhenUsed="1"/>
+    <w:lsdException w:name="List Continue 3" w:semiHidden="1" w:unhideWhenUsed="1"/>
+    <w:lsdException w:name="List Continue 4" w:semiHidden="1" w:unhideWhenUsed="1"/>
+    <w:lsdException w:name="List Continue 5" w:semiHidden="1" w:unhideWhenUsed="1"/>
+    <w:lsdException w:name="Message Header" w:semiHidden="1" w:unhideWhenUsed="1"/>
+    <w:lsdException w:name="Subtitle" w:uiPriority="11" w:qFormat="1"/>
+    <w:lsdException w:name="Salutation" w:semiHidden="1" w:unhideWhenUsed="1"/>
+    <w:lsdException w:name="Date" w:semiHidden="1" w:unhideWhenUsed="1"/>
+    <w:lsdException w:name="Body Text First Indent" w:semiHidden="1" w:unhideWhenUsed="1"/>
+    <w:lsdException w:name="Body Text First Indent 2" w:semiHidden="1" w:unhideWhenUsed="1"/>
+    <w:lsdException w:name="Note Heading" w:semiHidden="1" w:unhideWhenUsed="1"/>
+    <w:lsdException w:name="Body Text 2" w:semiHidden="1" w:unhideWhenUsed="1"/>
+    <w:lsdException w:name="Body Text 3" w:semiHidden="1" w:unhideWhenUsed="1"/>
+    <w:lsdException w:name="Body Text Indent 2" w:semiHidden="1" w:unhideWhenUsed="1"/>
+    <w:lsdException w:name="Body Text Indent 3" w:semiHidden="1" w:unhideWhenUsed="1"/>
+    <w:lsdException w:name="Block Text" w:semiHidden="1" w:unhideWhenUsed="1"/>
+    <w:lsdException w:name="Hyperlink" w:semiHidden="1" w:unhideWhenUsed="1"/>
+    <w:lsdException w:name="FollowedHyperlink" w:semiHidden="1" w:unhideWhenUsed="1"/>
+    <w:lsdException w:name="Strong" w:uiPriority="22" w:qFormat="1"/>
+    <w:lsdException w:name="Emphasis" w:uiPriority="20" w:qFormat="1"/>
+    <w:lsdException w:name="Document Map" w:semiHidden="1" w:unhideWhenUsed="1"/>
+    <w:lsdException w:name="Plain Text" w:semiHidden="1" w:unhideWhenUsed="1"/>
+    <w:lsdException w:name="E-mail Signature" w:semiHidden="1" w:unhideWhenUsed="1"/>
+    <w:lsdException w:name="HTML Top of Form" w:semiHidden="1" w:unhideWhenUsed="1"/>
+    <w:lsdException w:name="HTML Bottom of Form" w:semiHidden="1" w:unhideWhenUsed="1"/>
+    <w:lsdException w:name="Normal (Web)" w:semiHidden="1" w:unhideWhenUsed="1"/>
+    <w:lsdException w:name="HTML Acronym" w:semiHidden="1" w:unhideWhenUsed="1"/>
+    <w:lsdException w:name="HTML Address" w:semiHidden="1" w:unhideWhenUsed="1"/>
+    <w:lsdException w:name="HTML Cite" w:semiHidden="1" w:unhideWhenUsed="1"/>
+    <w:lsdException w:name="HTML Code" w:semiHidden="1" w:unhideWhenUsed="1"/>
+    <w:lsdException w:name="HTML Definition" w:semiHidden="1" w:unhideWhenUsed="1"/>
+    <w:lsdException w:name="HTML Keyboard" w:semiHidden="1" w:unhideWhenUsed="1"/>
+    <w:lsdException w:name="HTML Preformatted" w:semiHidden="1" w:unhideWhenUsed="1"/>
+    <w:lsdException w:name="HTML Sample" w:semiHidden="1" w:unhideWhenUsed="1"/>
+    <w:lsdException w:name="HTML Typewriter" w:semiHidden="1" w:unhideWhenUsed="1"/>
+    <w:lsdException w:name="HTML Variable" w:semiHidden="1" w:unhideWhenUsed="1"/>
+    <w:lsdException w:name="Normal Table" w:semiHidden="1" w:unhideWhenUsed="1"/>
+    <w:lsdException w:name="annotation subject" w:semiHidden="1" w:unhideWhenUsed="1"/>
+    <w:lsdException w:name="No List" w:semiHidden="1" w:unhideWhenUsed="1"/>
+    <w:lsdException w:name="Outline List 1" w:semiHidden="1" w:unhideWhenUsed="1"/>
+    <w:lsdException w:name="Outline List 2" w:semiHidden="1" w:unhideWhenUsed="1"/>
+    <w:lsdException w:name="Outline List 3" w:semiHidden="1" w:unhideWhenUsed="1"/>
+    <w:lsdException w:name="Table Simple 1" w:semiHidden="1" w:unhideWhenUsed="1"/>
+    <w:lsdException w:name="Table Simple 2" w:semiHidden="1" w:unhideWhenUsed="1"/>
+    <w:lsdException w:name="Table Simple 3" w:semiHidden="1" w:unhideWhenUsed="1"/>
+    <w:lsdException w:name="Table Classic 1" w:semiHidden="1" w:unhideWhenUsed="1"/>
+    <w:lsdException w:name="Table Classic 2" w:semiHidden="1" w:unhideWhenUsed="1"/>
+    <w:lsdException w:name="Table Classic 3" w:semiHidden="1" w:unhideWhenUsed="1"/>
+    <w:lsdException w:name="Table Classic 4" w:semiHidden="1" w:unhideWhenUsed="1"/>
+    <w:lsdException w:name="Table Colorful 1" w:semiHidden="1" w:unhideWhenUsed="1"/>
+    <w:lsdException w:name="Table Colorful 2" w:semiHidden="1" w:unhideWhenUsed="1"/>
+    <w:lsdException w:name="Table Colorful 3" w:semiHidden="1" w:unhideWhenUsed="1"/>
+    <w:lsdException w:name="Table Columns 1" w:semiHidden="1" w:unhideWhenUsed="1"/>
+    <w:lsdException w:name="Table Columns 2" w:semiHidden="1" w:unhideWhenUsed="1"/>
+    <w:lsdException w:name="Table Columns 3" w:semiHidden="1" w:unhideWhenUsed="1"/>
+    <w:lsdException w:name="Table Columns 4" w:semiHidden="1" w:unhideWhenUsed="1"/>
+    <w:lsdException w:name="Table Columns 5" w:semiHidden="1" w:unhideWhenUsed="1"/>
+    <w:lsdException w:name="Table Grid 1" w:semiHidden="1" w:unhideWhenUsed="1"/>
+    <w:lsdException w:name="Table Grid 2" w:semiHidden="1" w:unhideWhenUsed="1"/>
+    <w:lsdException w:name="Table Grid 3" w:semiHidden="1" w:unhideWhenUsed="1"/>
+    <w:lsdException w:name="Table Grid 4" w:semiHidden="1" w:unhideWhenUsed="1"/>
+    <w:lsdException w:name="Table Grid 5" w:semiHidden="1" w:unhideWhenUsed="1"/>
+    <w:lsdException w:name="Table Grid 6" w:semiHidden="1" w:unhideWhenUsed="1"/>
+    <w:lsdException w:name="Table Grid 7" w:semiHidden="1" w:unhideWhenUsed="1"/>
+    <w:lsdException w:name="Table Grid 8" w:semiHidden="1" w:unhideWhenUsed="1"/>
+    <w:lsdException w:name="Table List 1" w:semiHidden="1" w:unhideWhenUsed="1"/>
+    <w:lsdException w:name="Table List 2" w:semiHidden="1" w:unhideWhenUsed="1"/>
+    <w:lsdException w:name="Table List 3" w:semiHidden="1" w:unhideWhenUsed="1"/>
+    <w:lsdException w:name="Table List 4" w:semiHidden="1" w:unhideWhenUsed="1"/>
+    <w:lsdException w:name="Table List 5" w:semiHidden="1" w:unhideWhenUsed="1"/>
+    <w:lsdException w:name="Table List 6" w:semiHidden="1" w:unhideWhenUsed="1"/>
+    <w:lsdException w:name="Table List 7" w:semiHidden="1" w:unhideWhenUsed="1"/>
+    <w:lsdException w:name="Table List 8" w:semiHidden="1" w:unhideWhenUsed="1"/>
+    <w:lsdException w:name="Table 3D effects 1" w:semiHidden="1" w:unhideWhenUsed="1"/>
+    <w:lsdException w:name="Table 3D effects 2" w:semiHidden="1" w:unhideWhenUsed="1"/>
+    <w:lsdException w:name="Table 3D effects 3" w:semiHidden="1" w:unhideWhenUsed="1"/>
+    <w:lsdException w:name="Table Contemporary" w:semiHidden="1" w:unhideWhenUsed="1"/>
+    <w:lsdException w:name="Table Elegant" w:semiHidden="1" w:unhideWhenUsed="1"/>
+    <w:lsdException w:name="Table Professional" w:semiHidden="1" w:unhideWhenUsed="1"/>
+    <w:lsdException w:name="Table Subtle 1" w:semiHidden="1" w:unhideWhenUsed="1"/>
+    <w:lsdException w:name="Table Subtle 2" w:semiHidden="1" w:unhideWhenUsed="1"/>
+    <w:lsdException w:name="Table Web 1" w:semiHidden="1" w:unhideWhenUsed="1"/>
+    <w:lsdException w:name="Table Web 2" w:semiHidden="1" w:unhideWhenUsed="1"/>
+    <w:lsdException w:name="Table Web 3" w:semiHidden="1" w:unhideWhenUsed="1"/>
+    <w:lsdException w:name="Balloon Text" w:semiHidden="1" w:unhideWhenUsed="1"/>
+    <w:lsdException w:name="Table Grid" w:uiPriority="59"/>
+    <w:lsdException w:name="Table Theme" w:semiHidden="1" w:unhideWhenUsed="1"/>
+    <w:lsdException w:name="Placeholder Text" w:semiHidden="1"/>
+    <w:lsdException w:name="No Spacing" w:uiPriority="1" w:qFormat="1"/>
+    <w:lsdException w:name="Light Shading" w:uiPriority="60"/>
+    <w:lsdException w:name="Light List" w:uiPriority="61"/>
+    <w:lsdException w:name="Light Grid" w:uiPriority="62"/>
+    <w:lsdException w:name="Medium Shading 1" w:uiPriority="63"/>
+    <w:lsdException w:name="Medium Shading 2" w:uiPriority="64"/>
+    <w:lsdException w:name="Medium List 1" w:uiPriority="65"/>
+    <w:lsdException w:name="Medium List 2" w:uiPriority="66"/>
+    <w:lsdException w:name="Medium Grid 1" w:uiPriority="67"/>
+    <w:lsdException w:name="Medium Grid 2" w:uiPriority="68"/>
+    <w:lsdException w:name="Medium Grid 3" w:uiPriority="69"/>
+    <w:lsdException w:name="Dark List" w:uiPriority="70"/>
+    <w:lsdException w:name="Colorful Shading" w:uiPriority="71"/>
+    <w:lsdException w:name="Colorful List" w:uiPriority="72"/>
+    <w:lsdException w:name="Colorful Grid" w:uiPriority="73"/>
+    <w:lsdException w:name="Light Shading Accent 1" w:uiPriority="60"/>
+    <w:lsdException w:name="Light List Accent 1" w:uiPriority="61"/>
+    <w:lsdException w:name="Light Grid Accent 1" w:uiPriority="62"/>
+    <w:lsdException w:name="Medium Shading 1 Accent 1" w:uiPriority="63"/>
+    <w:lsdException w:name="Medium Shading 2 Accent 1" w:uiPriority="64"/>
+    <w:lsdException w:name="Medium List 1 Accent 1" w:uiPriority="65"/>
+    <w:lsdException w:name="Revision" w:semiHidden="1"/>
+    <w:lsdException w:name="List Paragraph" w:uiPriority="34" w:qFormat="1"/>
+    <w:lsdException w:name="Quote" w:uiPriority="29" w:qFormat="1"/>
+    <w:lsdException w:name="Intense Quote" w:uiPriority="30" w:qFormat="1"/>
+    <w:lsdException w:name="Medium List 2 Accent 1" w:uiPriority="66"/>
+    <w:lsdException w:name="Medium Grid 1 Accent 1" w:uiPriority="67"/>
+    <w:lsdException w:name="Medium Grid 2 Accent 1" w:uiPriority="68"/>
+    <w:lsdException w:name="Medium Grid 3 Accent 1" w:uiPriority="69"/>
+    <w:lsdException w:name="Dark List Accent 1" w:uiPriority="70"/>
+    <w:lsdException w:name="Colorful Shading Accent 1" w:uiPriority="71"/>
+    <w:lsdException w:name="Colorful List Accent 1" w:uiPriority="72"/>
+    <w:lsdException w:name="Colorful Grid Accent 1" w:uiPriority="73"/>
+    <w:lsdException w:name="Light Shading Accent 2" w:uiPriority="60"/>
+    <w:lsdException w:name="Light List Accent 2" w:uiPriority="61"/>
+    <w:lsdException w:name="Light Grid Accent 2" w:uiPriority="62"/>
+    <w:lsdException w:name="Medium Shading 1 Accent 2" w:uiPriority="63"/>
+    <w:lsdException w:name="Medium Shading 2 Accent 2" w:uiPriority="64"/>
+    <w:lsdException w:name="Medium List 1 Accent 2" w:uiPriority="65"/>
+    <w:lsdException w:name="Medium List 2 Accent 2" w:uiPriority="66"/>
+    <w:lsdException w:name="Medium Grid 1 Accent 2" w:uiPriority="67"/>
+    <w:lsdException w:name="Medium Grid 2 Accent 2" w:uiPriority="68"/>
+    <w:lsdException w:name="Medium Grid 3 Accent 2" w:uiPriority="69"/>
+    <w:lsdException w:name="Dark List Accent 2" w:uiPriority="70"/>
+    <w:lsdException w:name="Colorful Shading Accent 2" w:uiPriority="71"/>
+    <w:lsdException w:name="Colorful List Accent 2" w:uiPriority="72"/>
+    <w:lsdException w:name="Colorful Grid Accent 2" w:uiPriority="73"/>
+    <w:lsdException w:name="Light Shading Accent 3" w:uiPriority="60"/>
+    <w:lsdException w:name="Light List Accent 3" w:uiPriority="61"/>
+    <w:lsdException w:name="Light Grid Accent 3" w:uiPriority="62"/>
+    <w:lsdException w:name="Medium Shading 1 Accent 3" w:uiPriority="63"/>
+    <w:lsdException w:name="Medium Shading 2 Accent 3" w:uiPriority="64"/>
+    <w:lsdException w:name="Medium List 1 Accent 3" w:uiPriority="65"/>
+    <w:lsdException w:name="Medium List 2 Accent 3" w:uiPriority="66"/>
+    <w:lsdException w:name="Medium Grid 1 Accent 3" w:uiPriority="67"/>
+    <w:lsdException w:name="Medium Grid 2 Accent 3" w:uiPriority="68"/>
+    <w:lsdException w:name="Medium Grid 3 Accent 3" w:uiPriority="69"/>
+    <w:lsdException w:name="Dark List Accent 3" w:uiPriority="70"/>
+    <w:lsdException w:name="Colorful Shading Accent 3" w:uiPriority="71"/>
+    <w:lsdException w:name="Colorful List Accent 3" w:uiPriority="72"/>
+    <w:lsdException w:name="Colorful Grid Accent 3" w:uiPriority="73"/>
+    <w:lsdException w:name="Light Shading Accent 4" w:uiPriority="60"/>
+    <w:lsdException w:name="Light List Accent 4" w:uiPriority="61"/>
+    <w:lsdException w:name="Light Grid Accent 4" w:uiPriority="62"/>
+    <w:lsdException w:name="Medium Shading 1 Accent 4" w:uiPriority="63"/>
+    <w:lsdException w:name="Medium Shading 2 Accent 4" w:uiPriority="64"/>
+    <w:lsdException w:name="Medium List 1 Accent 4" w:uiPriority="65"/>
+    <w:lsdException w:name="Medium List 2 Accent 4" w:uiPriority="66"/>
+    <w:lsdException w:name="Medium Grid 1 Accent 4" w:uiPriority="67"/>
+    <w:lsdException w:name="Medium Grid 2 Accent 4" w:uiPriority="68"/>
+    <w:lsdException w:name="Medium Grid 3 Accent 4" w:uiPriority="69"/>
+    <w:lsdException w:name="Dark List Accent 4" w:uiPriority="70"/>
+    <w:lsdException w:name="Colorful Shading Accent 4" w:uiPriority="71"/>
+    <w:lsdException w:name="Colorful List Accent 4" w:uiPriority="72"/>
+    <w:lsdException w:name="Colorful Grid Accent 4" w:uiPriority="73"/>
+    <w:lsdException w:name="Light Shading Accent 5" w:uiPriority="60"/>
+    <w:lsdException w:name="Light List Accent 5" w:uiPriority="61"/>
+    <w:lsdException w:name="Light Grid Accent 5" w:uiPriority="62"/>
+    <w:lsdException w:name="Medium Shading 1 Accent 5" w:uiPriority="63"/>
+    <w:lsdException w:name="Medium Shading 2 Accent 5" w:uiPriority="64"/>
+    <w:lsdException w:name="Medium List 1 Accent 5" w:uiPriority="65"/>
+    <w:lsdException w:name="Medium List 2 Accent 5" w:uiPriority="66"/>
+    <w:lsdException w:name="Medium Grid 1 Accent 5" w:uiPriority="67"/>
+    <w:lsdException w:name="Medium Grid 2 Accent 5" w:uiPriority="68"/>
+    <w:lsdException w:name="Medium Grid 3 Accent 5" w:uiPriority="69"/>
+    <w:lsdException w:name="Dark List Accent 5" w:uiPriority="70"/>
+    <w:lsdException w:name="Colorful Shading Accent 5" w:uiPriority="71"/>
+    <w:lsdException w:name="Colorful List Accent 5" w:uiPriority="72"/>
+    <w:lsdException w:name="Colorful Grid Accent 5" w:uiPriority="73"/>
+    <w:lsdException w:name="Light Shading Accent 6" w:uiPriority="60"/>
+    <w:lsdException w:name="Light List Accent 6" w:uiPriority="61"/>
+    <w:lsdException w:name="Light Grid Accent 6" w:uiPriority="62"/>
+    <w:lsdException w:name="Medium Shading 1 Accent 6" w:uiPriority="63"/>
+    <w:lsdException w:name="Medium Shading 2 Accent 6" w:uiPriority="64"/>
+    <w:lsdException w:name="Medium List 1 Accent 6" w:uiPriority="65"/>
+    <w:lsdException w:name="Medium List 2 Accent 6" w:uiPriority="66"/>
+    <w:lsdException w:name="Medium Grid 1 Accent 6" w:uiPriority="67"/>
+    <w:lsdException w:name="Medium Grid 2 Accent 6" w:uiPriority="68"/>
+    <w:lsdException w:name="Medium Grid 3 Accent 6" w:uiPriority="69"/>
+    <w:lsdException w:name="Dark List Accent 6" w:uiPriority="70"/>
+    <w:lsdException w:name="Colorful Shading Accent 6" w:uiPriority="71"/>
+    <w:lsdException w:name="Colorful List Accent 6" w:uiPriority="72"/>
+    <w:lsdException w:name="Colorful Grid Accent 6" w:uiPriority="73"/>
+    <w:lsdException w:name="Subtle Emphasis" w:uiPriority="19" w:qFormat="1"/>
+    <w:lsdException w:name="Intense Emphasis" w:uiPriority="21" w:qFormat="1"/>
+    <w:lsdException w:name="Subtle Reference" w:uiPriority="31" w:qFormat="1"/>
+    <w:lsdException w:name="Intense Reference" w:uiPriority="32" w:qFormat="1"/>
+    <w:lsdException w:name="Book Title" w:uiPriority="33" w:qFormat="1"/>
+    <w:lsdException w:name="Bibliography" w:semiHidden="1" w:uiPriority="37" w:unhideWhenUsed="1"/>
+    <w:lsdException w:name="TOC Heading" w:semiHidden="1" w:uiPriority="39" w:unhideWhenUsed="1" w:qFormat="1"/>
+    <w:lsdException w:name="Plain Table 1" w:uiPriority="41"/>
+    <w:lsdException w:name="Plain Table 2" w:uiPriority="42"/>
+    <w:lsdException w:name="Plain Table 3" w:uiPriority="43"/>
+    <w:lsdException w:name="Plain Table 4" w:uiPriority="44"/>
+    <w:lsdException w:name="Plain Table 5" w:uiPriority="45"/>
+    <w:lsdException w:name="Grid Table Light" w:uiPriority="40"/>
+    <w:lsdException w:name="Grid Table 1 Light" w:uiPriority="46"/>
+    <w:lsdException w:name="Grid Table 2" w:uiPriority="47"/>
+    <w:lsdException w:name="Grid Table 3" w:uiPriority="48"/>
+    <w:lsdException w:name="Grid Table 4" w:uiPriority="49"/>
+    <w:lsdException w:name="Grid Table 5 Dark" w:uiPriority="50"/>
+    <w:lsdException w:name="Grid Table 6 Colorful" w:uiPriority="51"/>
+    <w:lsdException w:name="Grid Table 7 Colorful" w:uiPriority="52"/>
+    <w:lsdException w:name="Grid Table 1 Light Accent 1" w:uiPriority="46"/>
+    <w:lsdException w:name="Grid Table 2 Accent 1" w:uiPriority="47"/>
+    <w:lsdException w:name="Grid Table 3 Accent 1" w:uiPriority="48"/>
+    <w:lsdException w:name="Grid Table 4 Accent 1" w:uiPriority="49"/>
+    <w:lsdException w:name="Grid Table 5 Dark Accent 1" w:uiPriority="50"/>
+    <w:lsdException w:name="Grid Table 6 Colorful Accent 1" w:uiPriority="51"/>
+    <w:lsdException w:name="Grid Table 7 Colorful Accent 1" w:uiPriority="52"/>
+    <w:lsdException w:name="Grid Table 1 Light Accent 2" w:uiPriority="46"/>
+    <w:lsdException w:name="Grid Table 2 Accent 2" w:uiPriority="47"/>
+    <w:lsdException w:name="Grid Table 3 Accent 2" w:uiPriority="48"/>
+    <w:lsdException w:name="Grid Table 4 Accent 2" w:uiPriority="49"/>
+    <w:lsdException w:name="Grid Table 5 Dark Accent 2" w:uiPriority="50"/>
+    <w:lsdException w:name="Grid Table 6 Colorful Accent 2" w:uiPriority="51"/>
+    <w:lsdException w:name="Grid Table 7 Colorful Accent 2" w:uiPriority="52"/>
+    <w:lsdException w:name="Grid Table 1 Light Accent 3" w:uiPriority="46"/>
+    <w:lsdException w:name="Grid Table 2 Accent 3" w:uiPriority="47"/>
+    <w:lsdException w:name="Grid Table 3 Accent 3" w:uiPriority="48"/>
+    <w:lsdException w:name="Grid Table 4 Accent 3" w:uiPriority="49"/>
+    <w:lsdException w:name="Grid Table 5 Dark Accent 3" w:uiPriority="50"/>
+    <w:lsdException w:name="Grid Table 6 Colorful Accent 3" w:uiPriority="51"/>
+    <w:lsdException w:name="Grid Table 7 Colorful Accent 3" w:uiPriority="52"/>
+    <w:lsdException w:name="Grid Table 1 Light Accent 4" w:uiPriority="46"/>
+    <w:lsdException w:name="Grid Table 2 Accent 4" w:uiPriority="47"/>
+    <w:lsdException w:name="Grid Table 3 Accent 4" w:uiPriority="48"/>
+    <w:lsdException w:name="Grid Table 4 Accent 4" w:uiPriority="49"/>
+    <w:lsdException w:name="Grid Table 5 Dark Accent 4" w:uiPriority="50"/>
+    <w:lsdException w:name="Grid Table 6 Colorful Accent 4" w:uiPriority="51"/>
+    <w:lsdException w:name="Grid Table 7 Colorful Accent 4" w:uiPriority="52"/>
+    <w:lsdException w:name="Grid Table 1 Light Accent 5" w:uiPriority="46"/>
+    <w:lsdException w:name="Grid Table 2 Accent 5" w:uiPriority="47"/>
+    <w:lsdException w:name="Grid Table 3 Accent 5" w:uiPriority="48"/>
+    <w:lsdException w:name="Grid Table 4 Accent 5" w:uiPriority="49"/>
+    <w:lsdException w:name="Grid Table 5 Dark Accent 5" w:uiPriority="50"/>
+    <w:lsdException w:name="Grid Table 6 Colorful Accent 5" w:uiPriority="51"/>
+    <w:lsdException w:name="Grid Table 7 Colorful Accent 5" w:uiPriority="52"/>
+    <w:lsdException w:name="Grid Table 1 Light Accent 6" w:uiPriority="46"/>
+    <w:lsdException w:name="Grid Table 2 Accent 6" w:uiPriority="47"/>
+    <w:lsdException w:name="Grid Table 3 Accent 6" w:uiPriority="48"/>
+    <w:lsdException w:name="Grid Table 4 Accent 6" w:uiPriority="49"/>
+    <w:lsdException w:name="Grid Table 5 Dark Accent 6" w:uiPriority="50"/>
+    <w:lsdException w:name="Grid Table 6 Colorful Accent 6" w:uiPriority="51"/>
+    <w:lsdException w:name="Grid Table 7 Colorful Accent 6" w:uiPriority="52"/>
+    <w:lsdException w:name="List Table 1 Light" w:uiPriority="46"/>
+    <w:lsdException w:name="List Table 2" w:uiPriority="47"/>
+    <w:lsdException w:name="List Table 3" w:uiPriority="48"/>
+    <w:lsdException w:name="List Table 4" w:uiPriority="49"/>
+    <w:lsdException w:name="List Table 5 Dark" w:uiPriority="50"/>
+    <w:lsdException w:name="List Table 6 Colorful" w:uiPriority="51"/>
+    <w:lsdException w:name="List Table 7 Colorful" w:uiPriority="52"/>
+    <w:lsdException w:name="List Table 1 Light Accent 1" w:uiPriority="46"/>
+    <w:lsdException w:name="List Table 2 Accent 1" w:uiPriority="47"/>
+    <w:lsdException w:name="List Table 3 Accent 1" w:uiPriority="48"/>
+    <w:lsdException w:name="List Table 4 Accent 1" w:uiPriority="49"/>
+    <w:lsdException w:name="List Table 5 Dark Accent 1" w:uiPriority="50"/>
+    <w:lsdException w:name="List Table 6 Colorful Accent 1" w:uiPriority="51"/>
+    <w:lsdException w:name="List Table 7 Colorful Accent 1" w:uiPriority="52"/>
+    <w:lsdException w:name="List Table 1 Light Accent 2" w:uiPriority="46"/>
+    <w:lsdException w:name="List Table 2 Accent 2" w:uiPriority="47"/>
+    <w:lsdException w:name="List Table 3 Accent 2" w:uiPriority="48"/>
+    <w:lsdException w:name="List Table 4 Accent 2" w:uiPriority="49"/>
+    <w:lsdException w:name="List Table 5 Dark Accent 2" w:uiPriority="50"/>
+    <w:lsdException w:name="List Table 6 Colorful Accent 2" w:uiPriority="51"/>
+    <w:lsdException w:name="List Table 7 Colorful Accent 2" w:uiPriority="52"/>
+    <w:lsdException w:name="List Table 1 Light Accent 3" w:uiPriority="46"/>
+    <w:lsdException w:name="List Table 2 Accent 3" w:uiPriority="47"/>
+    <w:lsdException w:name="List Table 3 Accent 3" w:uiPriority="48"/>
+    <w:lsdException w:name="List Table 4 Accent 3" w:uiPriority="49"/>
+    <w:lsdException w:name="List Table 5 Dark Accent 3" w:uiPriority="50"/>
+    <w:lsdException w:name="List Table 6 Colorful Accent 3" w:uiPriority="51"/>
+    <w:lsdException w:name="List Table 7 Colorful Accent 3" w:uiPriority="52"/>
+    <w:lsdException w:name="List Table 1 Light Accent 4" w:uiPriority="46"/>
+    <w:lsdException w:name="List Table 2 Accent 4" w:uiPriority="47"/>
+    <w:lsdException w:name="List Table 3 Accent 4" w:uiPriority="48"/>
+    <w:lsdException w:name="List Table 4 Accent 4" w:uiPriority="49"/>
+    <w:lsdException w:name="List Table 5 Dark Accent 4" w:uiPriority="50"/>
+    <w:lsdException w:name="List Table 6 Colorful Accent 4" w:uiPriority="51"/>
+    <w:lsdException w:name="List Table 7 Colorful Accent 4" w:uiPriority="52"/>
+    <w:lsdException w:name="List Table 1 Light Accent 5" w:uiPriority="46"/>
+    <w:lsdException w:name="List Table 2 Accent 5" w:uiPriority="47"/>
+    <w:lsdException w:name="List Table 3 Accent 5" w:uiPriority="48"/>
+    <w:lsdException w:name="List Table 4 Accent 5" w:uiPriority="49"/>
+    <w:lsdException w:name="List Table 5 Dark Accent 5" w:uiPriority="50"/>
+    <w:lsdException w:name="List Table 6 Colorful Accent 5" w:uiPriority="51"/>
+    <w:lsdException w:name="List Table 7 Colorful Accent 5" w:uiPriority="52"/>
+    <w:lsdException w:name="List Table 1 Light Accent 6" w:uiPriority="46"/>
+    <w:lsdException w:name="List Table 2 Accent 6" w:uiPriority="47"/>
+    <w:lsdException w:name="List Table 3 Accent 6" w:uiPriority="48"/>
+    <w:lsdException w:name="List Table 4 Accent 6" w:uiPriority="49"/>
+    <w:lsdException w:name="List Table 5 Dark Accent 6" w:uiPriority="50"/>
+    <w:lsdException w:name="List Table 6 Colorful Accent 6" w:uiPriority="51"/>
+    <w:lsdException w:name="List Table 7 Colorful Accent 6" w:uiPriority="52"/>
+    <w:lsdException w:name="Mention" w:semiHidden="1" w:unhideWhenUsed="1"/>
+    <w:lsdException w:name="Smart Hyperlink" w:semiHidden="1" w:unhideWhenUsed="1"/>
+    <w:lsdException w:name="Hashtag" w:semiHidden="1" w:unhideWhenUsed="1"/>
+    <w:lsdException w:name="Unresolved Mention" w:semiHidden="1" w:unhideWhenUsed="1"/>
+    <w:lsdException w:name="Smart Link" w:semiHidden="1" w:unhideWhenUsed="1"/>
   </w:latentStyles>
   <w:style w:type="paragraph" w:default="1" w:styleId="Normal">
     <w:name w:val="Normal"/>
@@ -1930,7 +2149,6 @@
       <w:spacing w:after="0" w:line="240" w:lineRule="auto"/>
     </w:pPr>
     <w:tblPr>
-      <w:tblInd w:w="0" w:type="dxa"/>
       <w:tblBorders>
         <w:top w:val="single" w:sz="4" w:space="0" w:color="auto"/>
         <w:left w:val="single" w:sz="4" w:space="0" w:color="auto"/>
@@ -1939,12 +2157,6 @@
         <w:insideH w:val="single" w:sz="4" w:space="0" w:color="auto"/>
         <w:insideV w:val="single" w:sz="4" w:space="0" w:color="auto"/>
       </w:tblBorders>
-      <w:tblCellMar>
-        <w:top w:w="0" w:type="dxa"/>
-        <w:left w:w="108" w:type="dxa"/>
-        <w:bottom w:w="0" w:type="dxa"/>
-        <w:right w:w="108" w:type="dxa"/>
-      </w:tblCellMar>
     </w:tblPr>
   </w:style>
   <w:style w:type="character" w:styleId="Hyperlink">
@@ -1958,8 +2170,8 @@
       <w:u w:val="single"/>
     </w:rPr>
   </w:style>
-  <w:style w:type="character" w:customStyle="1" w:styleId="UnresolvedMention">
-    <w:name w:val="Unresolved Mention"/>
+  <w:style w:type="character" w:customStyle="1" w:styleId="UnresolvedMention1">
+    <w:name w:val="Unresolved Mention1"/>
     <w:basedOn w:val="DefaultParagraphFont"/>
     <w:uiPriority w:val="99"/>
     <w:semiHidden/>
@@ -2026,511 +2238,6 @@
     <w:tblPr>
       <w:tblStyleRowBandSize w:val="1"/>
       <w:tblStyleColBandSize w:val="1"/>
-      <w:tblInd w:w="0" w:type="dxa"/>
-      <w:tblCellMar>
-        <w:top w:w="0" w:type="dxa"/>
-        <w:left w:w="108" w:type="dxa"/>
-        <w:bottom w:w="0" w:type="dxa"/>
-        <w:right w:w="108" w:type="dxa"/>
-      </w:tblCellMar>
-    </w:tblPr>
-  </w:style>
-  <w:style w:type="paragraph" w:styleId="BalloonText">
-    <w:name w:val="Balloon Text"/>
-    <w:basedOn w:val="Normal"/>
-    <w:link w:val="BalloonTextChar"/>
-    <w:uiPriority w:val="99"/>
-    <w:semiHidden/>
-    <w:unhideWhenUsed/>
-    <w:rsid w:val="007B5A3E"/>
-    <w:pPr>
-      <w:spacing w:after="0" w:line="240" w:lineRule="auto"/>
-    </w:pPr>
-    <w:rPr>
-      <w:rFonts w:ascii="Tahoma" w:hAnsi="Tahoma" w:cs="Tahoma"/>
-      <w:sz w:val="16"/>
-      <w:szCs w:val="16"/>
-    </w:rPr>
-  </w:style>
-  <w:style w:type="character" w:customStyle="1" w:styleId="BalloonTextChar">
-    <w:name w:val="Balloon Text Char"/>
-    <w:basedOn w:val="DefaultParagraphFont"/>
-    <w:link w:val="BalloonText"/>
-    <w:uiPriority w:val="99"/>
-    <w:semiHidden/>
-    <w:rsid w:val="007B5A3E"/>
-    <w:rPr>
-      <w:rFonts w:ascii="Tahoma" w:hAnsi="Tahoma" w:cs="Tahoma"/>
-      <w:sz w:val="16"/>
-      <w:szCs w:val="16"/>
-    </w:rPr>
-  </w:style>
-  <w:style w:type="character" w:styleId="Strong">
-    <w:name w:val="Strong"/>
-    <w:basedOn w:val="DefaultParagraphFont"/>
-    <w:uiPriority w:val="22"/>
-    <w:qFormat/>
-    <w:rsid w:val="007B5A3E"/>
-    <w:rPr>
-      <w:b/>
-      <w:bCs/>
-    </w:rPr>
-  </w:style>
-  <w:style w:type="paragraph" w:styleId="Header">
-    <w:name w:val="header"/>
-    <w:basedOn w:val="Normal"/>
-    <w:link w:val="HeaderChar"/>
-    <w:uiPriority w:val="99"/>
-    <w:unhideWhenUsed/>
-    <w:rsid w:val="00A227BA"/>
-    <w:pPr>
-      <w:tabs>
-        <w:tab w:val="center" w:pos="4513"/>
-        <w:tab w:val="right" w:pos="9026"/>
-      </w:tabs>
-      <w:spacing w:after="0" w:line="240" w:lineRule="auto"/>
-    </w:pPr>
-  </w:style>
-  <w:style w:type="character" w:customStyle="1" w:styleId="HeaderChar">
-    <w:name w:val="Header Char"/>
-    <w:basedOn w:val="DefaultParagraphFont"/>
-    <w:link w:val="Header"/>
-    <w:uiPriority w:val="99"/>
-    <w:rsid w:val="00A227BA"/>
-  </w:style>
-  <w:style w:type="paragraph" w:styleId="Footer">
-    <w:name w:val="footer"/>
-    <w:basedOn w:val="Normal"/>
-    <w:link w:val="FooterChar"/>
-    <w:uiPriority w:val="99"/>
-    <w:unhideWhenUsed/>
-    <w:rsid w:val="00A227BA"/>
-    <w:pPr>
-      <w:tabs>
-        <w:tab w:val="center" w:pos="4513"/>
-        <w:tab w:val="right" w:pos="9026"/>
-      </w:tabs>
-      <w:spacing w:after="0" w:line="240" w:lineRule="auto"/>
-    </w:pPr>
-  </w:style>
-  <w:style w:type="character" w:customStyle="1" w:styleId="FooterChar">
-    <w:name w:val="Footer Char"/>
-    <w:basedOn w:val="DefaultParagraphFont"/>
-    <w:link w:val="Footer"/>
-    <w:uiPriority w:val="99"/>
-    <w:rsid w:val="00A227BA"/>
-  </w:style>
-</w:styles>
-</file>
-
-<file path=word/stylesWithEffects.xml><?xml version="1.0" encoding="utf-8"?>
-<w:styles xmlns:wpc="http://schemas.microsoft.com/office/word/2010/wordprocessingCanvas" xmlns:mc="http://schemas.openxmlformats.org/markup-compatibility/2006" xmlns:o="urn:schemas-microsoft-com:office:office" xmlns:r="http://schemas.openxmlformats.org/officeDocument/2006/relationships" xmlns:m="http://schemas.openxmlformats.org/officeDocument/2006/math" xmlns:v="urn:schemas-microsoft-com:vml" xmlns:wp14="http://schemas.microsoft.com/office/word/2010/wordprocessingDrawing" xmlns:wp="http://schemas.openxmlformats.org/drawingml/2006/wordprocessingDrawing" xmlns:w10="urn:schemas-microsoft-com:office:word" xmlns:w="http://schemas.openxmlformats.org/wordprocessingml/2006/main" xmlns:w14="http://schemas.microsoft.com/office/word/2010/wordml" xmlns:wpg="http://schemas.microsoft.com/office/word/2010/wordprocessingGroup" xmlns:wpi="http://schemas.microsoft.com/office/word/2010/wordprocessingInk" xmlns:wne="http://schemas.microsoft.com/office/word/2006/wordml" xmlns:wps="http://schemas.microsoft.com/office/word/2010/wordprocessingShape" mc:Ignorable="w14 wp14">
-  <w:docDefaults>
-    <w:rPrDefault>
-      <w:rPr>
-        <w:rFonts w:ascii="Calibri" w:eastAsia="Calibri" w:hAnsi="Calibri" w:cs="Calibri"/>
-        <w:sz w:val="22"/>
-        <w:szCs w:val="22"/>
-        <w:lang w:val="en-IN" w:eastAsia="en-IN" w:bidi="ar-SA"/>
-      </w:rPr>
-    </w:rPrDefault>
-    <w:pPrDefault>
-      <w:pPr>
-        <w:spacing w:after="160" w:line="259" w:lineRule="auto"/>
-      </w:pPr>
-    </w:pPrDefault>
-  </w:docDefaults>
-  <w:latentStyles w:defLockedState="0" w:defUIPriority="99" w:defSemiHidden="1" w:defUnhideWhenUsed="1" w:defQFormat="0" w:count="267">
-    <w:lsdException w:name="Normal" w:semiHidden="0" w:uiPriority="0" w:unhideWhenUsed="0" w:qFormat="1"/>
-    <w:lsdException w:name="heading 1" w:semiHidden="0" w:uiPriority="9" w:unhideWhenUsed="0" w:qFormat="1"/>
-    <w:lsdException w:name="heading 2" w:uiPriority="9" w:qFormat="1"/>
-    <w:lsdException w:name="heading 3" w:uiPriority="9" w:qFormat="1"/>
-    <w:lsdException w:name="heading 4" w:uiPriority="9" w:qFormat="1"/>
-    <w:lsdException w:name="heading 5" w:uiPriority="9" w:qFormat="1"/>
-    <w:lsdException w:name="heading 6" w:uiPriority="9" w:qFormat="1"/>
-    <w:lsdException w:name="heading 7" w:uiPriority="9" w:qFormat="1"/>
-    <w:lsdException w:name="heading 8" w:uiPriority="9" w:qFormat="1"/>
-    <w:lsdException w:name="heading 9" w:uiPriority="9" w:qFormat="1"/>
-    <w:lsdException w:name="toc 1" w:uiPriority="39"/>
-    <w:lsdException w:name="toc 2" w:uiPriority="39"/>
-    <w:lsdException w:name="toc 3" w:uiPriority="39"/>
-    <w:lsdException w:name="toc 4" w:uiPriority="39"/>
-    <w:lsdException w:name="toc 5" w:uiPriority="39"/>
-    <w:lsdException w:name="toc 6" w:uiPriority="39"/>
-    <w:lsdException w:name="toc 7" w:uiPriority="39"/>
-    <w:lsdException w:name="toc 8" w:uiPriority="39"/>
-    <w:lsdException w:name="toc 9" w:uiPriority="39"/>
-    <w:lsdException w:name="caption" w:uiPriority="35" w:qFormat="1"/>
-    <w:lsdException w:name="Title" w:semiHidden="0" w:uiPriority="10" w:unhideWhenUsed="0" w:qFormat="1"/>
-    <w:lsdException w:name="Default Paragraph Font" w:uiPriority="1"/>
-    <w:lsdException w:name="Subtitle" w:semiHidden="0" w:uiPriority="11" w:unhideWhenUsed="0" w:qFormat="1"/>
-    <w:lsdException w:name="Strong" w:semiHidden="0" w:uiPriority="22" w:unhideWhenUsed="0" w:qFormat="1"/>
-    <w:lsdException w:name="Emphasis" w:semiHidden="0" w:uiPriority="20" w:unhideWhenUsed="0" w:qFormat="1"/>
-    <w:lsdException w:name="Table Grid" w:semiHidden="0" w:uiPriority="59" w:unhideWhenUsed="0"/>
-    <w:lsdException w:name="Placeholder Text" w:unhideWhenUsed="0"/>
-    <w:lsdException w:name="No Spacing" w:semiHidden="0" w:uiPriority="1" w:unhideWhenUsed="0" w:qFormat="1"/>
-    <w:lsdException w:name="Light Shading" w:semiHidden="0" w:uiPriority="60" w:unhideWhenUsed="0"/>
-    <w:lsdException w:name="Light List" w:semiHidden="0" w:uiPriority="61" w:unhideWhenUsed="0"/>
-    <w:lsdException w:name="Light Grid" w:semiHidden="0" w:uiPriority="62" w:unhideWhenUsed="0"/>
-    <w:lsdException w:name="Medium Shading 1" w:semiHidden="0" w:uiPriority="63" w:unhideWhenUsed="0"/>
-    <w:lsdException w:name="Medium Shading 2" w:semiHidden="0" w:uiPriority="64" w:unhideWhenUsed="0"/>
-    <w:lsdException w:name="Medium List 1" w:semiHidden="0" w:uiPriority="65" w:unhideWhenUsed="0"/>
-    <w:lsdException w:name="Medium List 2" w:semiHidden="0" w:uiPriority="66" w:unhideWhenUsed="0"/>
-    <w:lsdException w:name="Medium Grid 1" w:semiHidden="0" w:uiPriority="67" w:unhideWhenUsed="0"/>
-    <w:lsdException w:name="Medium Grid 2" w:semiHidden="0" w:uiPriority="68" w:unhideWhenUsed="0"/>
-    <w:lsdException w:name="Medium Grid 3" w:semiHidden="0" w:uiPriority="69" w:unhideWhenUsed="0"/>
-    <w:lsdException w:name="Dark List" w:semiHidden="0" w:uiPriority="70" w:unhideWhenUsed="0"/>
-    <w:lsdException w:name="Colorful Shading" w:semiHidden="0" w:uiPriority="71" w:unhideWhenUsed="0"/>
-    <w:lsdException w:name="Colorful List" w:semiHidden="0" w:uiPriority="72" w:unhideWhenUsed="0"/>
-    <w:lsdException w:name="Colorful Grid" w:semiHidden="0" w:uiPriority="73" w:unhideWhenUsed="0"/>
-    <w:lsdException w:name="Light Shading Accent 1" w:semiHidden="0" w:uiPriority="60" w:unhideWhenUsed="0"/>
-    <w:lsdException w:name="Light List Accent 1" w:semiHidden="0" w:uiPriority="61" w:unhideWhenUsed="0"/>
-    <w:lsdException w:name="Light Grid Accent 1" w:semiHidden="0" w:uiPriority="62" w:unhideWhenUsed="0"/>
-    <w:lsdException w:name="Medium Shading 1 Accent 1" w:semiHidden="0" w:uiPriority="63" w:unhideWhenUsed="0"/>
-    <w:lsdException w:name="Medium Shading 2 Accent 1" w:semiHidden="0" w:uiPriority="64" w:unhideWhenUsed="0"/>
-    <w:lsdException w:name="Medium List 1 Accent 1" w:semiHidden="0" w:uiPriority="65" w:unhideWhenUsed="0"/>
-    <w:lsdException w:name="Revision" w:unhideWhenUsed="0"/>
-    <w:lsdException w:name="List Paragraph" w:semiHidden="0" w:uiPriority="34" w:unhideWhenUsed="0" w:qFormat="1"/>
-    <w:lsdException w:name="Quote" w:semiHidden="0" w:uiPriority="29" w:unhideWhenUsed="0" w:qFormat="1"/>
-    <w:lsdException w:name="Intense Quote" w:semiHidden="0" w:uiPriority="30" w:unhideWhenUsed="0" w:qFormat="1"/>
-    <w:lsdException w:name="Medium List 2 Accent 1" w:semiHidden="0" w:uiPriority="66" w:unhideWhenUsed="0"/>
-    <w:lsdException w:name="Medium Grid 1 Accent 1" w:semiHidden="0" w:uiPriority="67" w:unhideWhenUsed="0"/>
-    <w:lsdException w:name="Medium Grid 2 Accent 1" w:semiHidden="0" w:uiPriority="68" w:unhideWhenUsed="0"/>
-    <w:lsdException w:name="Medium Grid 3 Accent 1" w:semiHidden="0" w:uiPriority="69" w:unhideWhenUsed="0"/>
-    <w:lsdException w:name="Dark List Accent 1" w:semiHidden="0" w:uiPriority="70" w:unhideWhenUsed="0"/>
-    <w:lsdException w:name="Colorful Shading Accent 1" w:semiHidden="0" w:uiPriority="71" w:unhideWhenUsed="0"/>
-    <w:lsdException w:name="Colorful List Accent 1" w:semiHidden="0" w:uiPriority="72" w:unhideWhenUsed="0"/>
-    <w:lsdException w:name="Colorful Grid Accent 1" w:semiHidden="0" w:uiPriority="73" w:unhideWhenUsed="0"/>
-    <w:lsdException w:name="Light Shading Accent 2" w:semiHidden="0" w:uiPriority="60" w:unhideWhenUsed="0"/>
-    <w:lsdException w:name="Light List Accent 2" w:semiHidden="0" w:uiPriority="61" w:unhideWhenUsed="0"/>
-    <w:lsdException w:name="Light Grid Accent 2" w:semiHidden="0" w:uiPriority="62" w:unhideWhenUsed="0"/>
-    <w:lsdException w:name="Medium Shading 1 Accent 2" w:semiHidden="0" w:uiPriority="63" w:unhideWhenUsed="0"/>
-    <w:lsdException w:name="Medium Shading 2 Accent 2" w:semiHidden="0" w:uiPriority="64" w:unhideWhenUsed="0"/>
-    <w:lsdException w:name="Medium List 1 Accent 2" w:semiHidden="0" w:uiPriority="65" w:unhideWhenUsed="0"/>
-    <w:lsdException w:name="Medium List 2 Accent 2" w:semiHidden="0" w:uiPriority="66" w:unhideWhenUsed="0"/>
-    <w:lsdException w:name="Medium Grid 1 Accent 2" w:semiHidden="0" w:uiPriority="67" w:unhideWhenUsed="0"/>
-    <w:lsdException w:name="Medium Grid 2 Accent 2" w:semiHidden="0" w:uiPriority="68" w:unhideWhenUsed="0"/>
-    <w:lsdException w:name="Medium Grid 3 Accent 2" w:semiHidden="0" w:uiPriority="69" w:unhideWhenUsed="0"/>
-    <w:lsdException w:name="Dark List Accent 2" w:semiHidden="0" w:uiPriority="70" w:unhideWhenUsed="0"/>
-    <w:lsdException w:name="Colorful Shading Accent 2" w:semiHidden="0" w:uiPriority="71" w:unhideWhenUsed="0"/>
-    <w:lsdException w:name="Colorful List Accent 2" w:semiHidden="0" w:uiPriority="72" w:unhideWhenUsed="0"/>
-    <w:lsdException w:name="Colorful Grid Accent 2" w:semiHidden="0" w:uiPriority="73" w:unhideWhenUsed="0"/>
-    <w:lsdException w:name="Light Shading Accent 3" w:semiHidden="0" w:uiPriority="60" w:unhideWhenUsed="0"/>
-    <w:lsdException w:name="Light List Accent 3" w:semiHidden="0" w:uiPriority="61" w:unhideWhenUsed="0"/>
-    <w:lsdException w:name="Light Grid Accent 3" w:semiHidden="0" w:uiPriority="62" w:unhideWhenUsed="0"/>
-    <w:lsdException w:name="Medium Shading 1 Accent 3" w:semiHidden="0" w:uiPriority="63" w:unhideWhenUsed="0"/>
-    <w:lsdException w:name="Medium Shading 2 Accent 3" w:semiHidden="0" w:uiPriority="64" w:unhideWhenUsed="0"/>
-    <w:lsdException w:name="Medium List 1 Accent 3" w:semiHidden="0" w:uiPriority="65" w:unhideWhenUsed="0"/>
-    <w:lsdException w:name="Medium List 2 Accent 3" w:semiHidden="0" w:uiPriority="66" w:unhideWhenUsed="0"/>
-    <w:lsdException w:name="Medium Grid 1 Accent 3" w:semiHidden="0" w:uiPriority="67" w:unhideWhenUsed="0"/>
-    <w:lsdException w:name="Medium Grid 2 Accent 3" w:semiHidden="0" w:uiPriority="68" w:unhideWhenUsed="0"/>
-    <w:lsdException w:name="Medium Grid 3 Accent 3" w:semiHidden="0" w:uiPriority="69" w:unhideWhenUsed="0"/>
-    <w:lsdException w:name="Dark List Accent 3" w:semiHidden="0" w:uiPriority="70" w:unhideWhenUsed="0"/>
-    <w:lsdException w:name="Colorful Shading Accent 3" w:semiHidden="0" w:uiPriority="71" w:unhideWhenUsed="0"/>
-    <w:lsdException w:name="Colorful List Accent 3" w:semiHidden="0" w:uiPriority="72" w:unhideWhenUsed="0"/>
-    <w:lsdException w:name="Colorful Grid Accent 3" w:semiHidden="0" w:uiPriority="73" w:unhideWhenUsed="0"/>
-    <w:lsdException w:name="Light Shading Accent 4" w:semiHidden="0" w:uiPriority="60" w:unhideWhenUsed="0"/>
-    <w:lsdException w:name="Light List Accent 4" w:semiHidden="0" w:uiPriority="61" w:unhideWhenUsed="0"/>
-    <w:lsdException w:name="Light Grid Accent 4" w:semiHidden="0" w:uiPriority="62" w:unhideWhenUsed="0"/>
-    <w:lsdException w:name="Medium Shading 1 Accent 4" w:semiHidden="0" w:uiPriority="63" w:unhideWhenUsed="0"/>
-    <w:lsdException w:name="Medium Shading 2 Accent 4" w:semiHidden="0" w:uiPriority="64" w:unhideWhenUsed="0"/>
-    <w:lsdException w:name="Medium List 1 Accent 4" w:semiHidden="0" w:uiPriority="65" w:unhideWhenUsed="0"/>
-    <w:lsdException w:name="Medium List 2 Accent 4" w:semiHidden="0" w:uiPriority="66" w:unhideWhenUsed="0"/>
-    <w:lsdException w:name="Medium Grid 1 Accent 4" w:semiHidden="0" w:uiPriority="67" w:unhideWhenUsed="0"/>
-    <w:lsdException w:name="Medium Grid 2 Accent 4" w:semiHidden="0" w:uiPriority="68" w:unhideWhenUsed="0"/>
-    <w:lsdException w:name="Medium Grid 3 Accent 4" w:semiHidden="0" w:uiPriority="69" w:unhideWhenUsed="0"/>
-    <w:lsdException w:name="Dark List Accent 4" w:semiHidden="0" w:uiPriority="70" w:unhideWhenUsed="0"/>
-    <w:lsdException w:name="Colorful Shading Accent 4" w:semiHidden="0" w:uiPriority="71" w:unhideWhenUsed="0"/>
-    <w:lsdException w:name="Colorful List Accent 4" w:semiHidden="0" w:uiPriority="72" w:unhideWhenUsed="0"/>
-    <w:lsdException w:name="Colorful Grid Accent 4" w:semiHidden="0" w:uiPriority="73" w:unhideWhenUsed="0"/>
-    <w:lsdException w:name="Light Shading Accent 5" w:semiHidden="0" w:uiPriority="60" w:unhideWhenUsed="0"/>
-    <w:lsdException w:name="Light List Accent 5" w:semiHidden="0" w:uiPriority="61" w:unhideWhenUsed="0"/>
-    <w:lsdException w:name="Light Grid Accent 5" w:semiHidden="0" w:uiPriority="62" w:unhideWhenUsed="0"/>
-    <w:lsdException w:name="Medium Shading 1 Accent 5" w:semiHidden="0" w:uiPriority="63" w:unhideWhenUsed="0"/>
-    <w:lsdException w:name="Medium Shading 2 Accent 5" w:semiHidden="0" w:uiPriority="64" w:unhideWhenUsed="0"/>
-    <w:lsdException w:name="Medium List 1 Accent 5" w:semiHidden="0" w:uiPriority="65" w:unhideWhenUsed="0"/>
-    <w:lsdException w:name="Medium List 2 Accent 5" w:semiHidden="0" w:uiPriority="66" w:unhideWhenUsed="0"/>
-    <w:lsdException w:name="Medium Grid 1 Accent 5" w:semiHidden="0" w:uiPriority="67" w:unhideWhenUsed="0"/>
-    <w:lsdException w:name="Medium Grid 2 Accent 5" w:semiHidden="0" w:uiPriority="68" w:unhideWhenUsed="0"/>
-    <w:lsdException w:name="Medium Grid 3 Accent 5" w:semiHidden="0" w:uiPriority="69" w:unhideWhenUsed="0"/>
-    <w:lsdException w:name="Dark List Accent 5" w:semiHidden="0" w:uiPriority="70" w:unhideWhenUsed="0"/>
-    <w:lsdException w:name="Colorful Shading Accent 5" w:semiHidden="0" w:uiPriority="71" w:unhideWhenUsed="0"/>
-    <w:lsdException w:name="Colorful List Accent 5" w:semiHidden="0" w:uiPriority="72" w:unhideWhenUsed="0"/>
-    <w:lsdException w:name="Colorful Grid Accent 5" w:semiHidden="0" w:uiPriority="73" w:unhideWhenUsed="0"/>
-    <w:lsdException w:name="Light Shading Accent 6" w:semiHidden="0" w:uiPriority="60" w:unhideWhenUsed="0"/>
-    <w:lsdException w:name="Light List Accent 6" w:semiHidden="0" w:uiPriority="61" w:unhideWhenUsed="0"/>
-    <w:lsdException w:name="Light Grid Accent 6" w:semiHidden="0" w:uiPriority="62" w:unhideWhenUsed="0"/>
-    <w:lsdException w:name="Medium Shading 1 Accent 6" w:semiHidden="0" w:uiPriority="63" w:unhideWhenUsed="0"/>
-    <w:lsdException w:name="Medium Shading 2 Accent 6" w:semiHidden="0" w:uiPriority="64" w:unhideWhenUsed="0"/>
-    <w:lsdException w:name="Medium List 1 Accent 6" w:semiHidden="0" w:uiPriority="65" w:unhideWhenUsed="0"/>
-    <w:lsdException w:name="Medium List 2 Accent 6" w:semiHidden="0" w:uiPriority="66" w:unhideWhenUsed="0"/>
-    <w:lsdException w:name="Medium Grid 1 Accent 6" w:semiHidden="0" w:uiPriority="67" w:unhideWhenUsed="0"/>
-    <w:lsdException w:name="Medium Grid 2 Accent 6" w:semiHidden="0" w:uiPriority="68" w:unhideWhenUsed="0"/>
-    <w:lsdException w:name="Medium Grid 3 Accent 6" w:semiHidden="0" w:uiPriority="69" w:unhideWhenUsed="0"/>
-    <w:lsdException w:name="Dark List Accent 6" w:semiHidden="0" w:uiPriority="70" w:unhideWhenUsed="0"/>
-    <w:lsdException w:name="Colorful Shading Accent 6" w:semiHidden="0" w:uiPriority="71" w:unhideWhenUsed="0"/>
-    <w:lsdException w:name="Colorful List Accent 6" w:semiHidden="0" w:uiPriority="72" w:unhideWhenUsed="0"/>
-    <w:lsdException w:name="Colorful Grid Accent 6" w:semiHidden="0" w:uiPriority="73" w:unhideWhenUsed="0"/>
-    <w:lsdException w:name="Subtle Emphasis" w:semiHidden="0" w:uiPriority="19" w:unhideWhenUsed="0" w:qFormat="1"/>
-    <w:lsdException w:name="Intense Emphasis" w:semiHidden="0" w:uiPriority="21" w:unhideWhenUsed="0" w:qFormat="1"/>
-    <w:lsdException w:name="Subtle Reference" w:semiHidden="0" w:uiPriority="31" w:unhideWhenUsed="0" w:qFormat="1"/>
-    <w:lsdException w:name="Intense Reference" w:semiHidden="0" w:uiPriority="32" w:unhideWhenUsed="0" w:qFormat="1"/>
-    <w:lsdException w:name="Book Title" w:semiHidden="0" w:uiPriority="33" w:unhideWhenUsed="0" w:qFormat="1"/>
-    <w:lsdException w:name="Bibliography" w:uiPriority="37"/>
-    <w:lsdException w:name="TOC Heading" w:uiPriority="39" w:qFormat="1"/>
-  </w:latentStyles>
-  <w:style w:type="paragraph" w:default="1" w:styleId="Normal">
-    <w:name w:val="Normal"/>
-    <w:qFormat/>
-  </w:style>
-  <w:style w:type="paragraph" w:styleId="Heading1">
-    <w:name w:val="heading 1"/>
-    <w:basedOn w:val="Normal"/>
-    <w:next w:val="Normal"/>
-    <w:pPr>
-      <w:keepNext/>
-      <w:keepLines/>
-      <w:spacing w:before="480" w:after="120"/>
-      <w:outlineLvl w:val="0"/>
-    </w:pPr>
-    <w:rPr>
-      <w:b/>
-      <w:sz w:val="48"/>
-      <w:szCs w:val="48"/>
-    </w:rPr>
-  </w:style>
-  <w:style w:type="paragraph" w:styleId="Heading2">
-    <w:name w:val="heading 2"/>
-    <w:basedOn w:val="Normal"/>
-    <w:next w:val="Normal"/>
-    <w:pPr>
-      <w:keepNext/>
-      <w:keepLines/>
-      <w:spacing w:before="360" w:after="80"/>
-      <w:outlineLvl w:val="1"/>
-    </w:pPr>
-    <w:rPr>
-      <w:b/>
-      <w:sz w:val="36"/>
-      <w:szCs w:val="36"/>
-    </w:rPr>
-  </w:style>
-  <w:style w:type="paragraph" w:styleId="Heading3">
-    <w:name w:val="heading 3"/>
-    <w:basedOn w:val="Normal"/>
-    <w:next w:val="Normal"/>
-    <w:pPr>
-      <w:keepNext/>
-      <w:keepLines/>
-      <w:spacing w:before="280" w:after="80"/>
-      <w:outlineLvl w:val="2"/>
-    </w:pPr>
-    <w:rPr>
-      <w:b/>
-      <w:sz w:val="28"/>
-      <w:szCs w:val="28"/>
-    </w:rPr>
-  </w:style>
-  <w:style w:type="paragraph" w:styleId="Heading4">
-    <w:name w:val="heading 4"/>
-    <w:basedOn w:val="Normal"/>
-    <w:next w:val="Normal"/>
-    <w:pPr>
-      <w:keepNext/>
-      <w:keepLines/>
-      <w:spacing w:before="240" w:after="40"/>
-      <w:outlineLvl w:val="3"/>
-    </w:pPr>
-    <w:rPr>
-      <w:b/>
-      <w:sz w:val="24"/>
-      <w:szCs w:val="24"/>
-    </w:rPr>
-  </w:style>
-  <w:style w:type="paragraph" w:styleId="Heading5">
-    <w:name w:val="heading 5"/>
-    <w:basedOn w:val="Normal"/>
-    <w:next w:val="Normal"/>
-    <w:pPr>
-      <w:keepNext/>
-      <w:keepLines/>
-      <w:spacing w:before="220" w:after="40"/>
-      <w:outlineLvl w:val="4"/>
-    </w:pPr>
-    <w:rPr>
-      <w:b/>
-    </w:rPr>
-  </w:style>
-  <w:style w:type="paragraph" w:styleId="Heading6">
-    <w:name w:val="heading 6"/>
-    <w:basedOn w:val="Normal"/>
-    <w:next w:val="Normal"/>
-    <w:pPr>
-      <w:keepNext/>
-      <w:keepLines/>
-      <w:spacing w:before="200" w:after="40"/>
-      <w:outlineLvl w:val="5"/>
-    </w:pPr>
-    <w:rPr>
-      <w:b/>
-      <w:sz w:val="20"/>
-      <w:szCs w:val="20"/>
-    </w:rPr>
-  </w:style>
-  <w:style w:type="character" w:default="1" w:styleId="DefaultParagraphFont">
-    <w:name w:val="Default Paragraph Font"/>
-    <w:uiPriority w:val="1"/>
-    <w:semiHidden/>
-    <w:unhideWhenUsed/>
-  </w:style>
-  <w:style w:type="table" w:default="1" w:styleId="TableNormal">
-    <w:name w:val="Normal Table"/>
-    <w:uiPriority w:val="99"/>
-    <w:semiHidden/>
-    <w:unhideWhenUsed/>
-    <w:tblPr>
-      <w:tblInd w:w="0" w:type="dxa"/>
-      <w:tblCellMar>
-        <w:top w:w="0" w:type="dxa"/>
-        <w:left w:w="108" w:type="dxa"/>
-        <w:bottom w:w="0" w:type="dxa"/>
-        <w:right w:w="108" w:type="dxa"/>
-      </w:tblCellMar>
-    </w:tblPr>
-  </w:style>
-  <w:style w:type="numbering" w:default="1" w:styleId="NoList">
-    <w:name w:val="No List"/>
-    <w:uiPriority w:val="99"/>
-    <w:semiHidden/>
-    <w:unhideWhenUsed/>
-  </w:style>
-  <w:style w:type="paragraph" w:styleId="Title">
-    <w:name w:val="Title"/>
-    <w:basedOn w:val="Normal"/>
-    <w:next w:val="Normal"/>
-    <w:pPr>
-      <w:keepNext/>
-      <w:keepLines/>
-      <w:spacing w:before="480" w:after="120"/>
-    </w:pPr>
-    <w:rPr>
-      <w:b/>
-      <w:sz w:val="72"/>
-      <w:szCs w:val="72"/>
-    </w:rPr>
-  </w:style>
-  <w:style w:type="table" w:styleId="TableGrid">
-    <w:name w:val="Table Grid"/>
-    <w:basedOn w:val="TableNormal"/>
-    <w:uiPriority w:val="39"/>
-    <w:rsid w:val="005B2106"/>
-    <w:pPr>
-      <w:spacing w:after="0" w:line="240" w:lineRule="auto"/>
-    </w:pPr>
-    <w:tblPr>
-      <w:tblInd w:w="0" w:type="dxa"/>
-      <w:tblBorders>
-        <w:top w:val="single" w:sz="4" w:space="0" w:color="auto"/>
-        <w:left w:val="single" w:sz="4" w:space="0" w:color="auto"/>
-        <w:bottom w:val="single" w:sz="4" w:space="0" w:color="auto"/>
-        <w:right w:val="single" w:sz="4" w:space="0" w:color="auto"/>
-        <w:insideH w:val="single" w:sz="4" w:space="0" w:color="auto"/>
-        <w:insideV w:val="single" w:sz="4" w:space="0" w:color="auto"/>
-      </w:tblBorders>
-      <w:tblCellMar>
-        <w:top w:w="0" w:type="dxa"/>
-        <w:left w:w="108" w:type="dxa"/>
-        <w:bottom w:w="0" w:type="dxa"/>
-        <w:right w:w="108" w:type="dxa"/>
-      </w:tblCellMar>
-    </w:tblPr>
-  </w:style>
-  <w:style w:type="character" w:styleId="Hyperlink">
-    <w:name w:val="Hyperlink"/>
-    <w:basedOn w:val="DefaultParagraphFont"/>
-    <w:uiPriority w:val="99"/>
-    <w:unhideWhenUsed/>
-    <w:rsid w:val="003C4A8E"/>
-    <w:rPr>
-      <w:color w:val="0563C1" w:themeColor="hyperlink"/>
-      <w:u w:val="single"/>
-    </w:rPr>
-  </w:style>
-  <w:style w:type="character" w:customStyle="1" w:styleId="UnresolvedMention">
-    <w:name w:val="Unresolved Mention"/>
-    <w:basedOn w:val="DefaultParagraphFont"/>
-    <w:uiPriority w:val="99"/>
-    <w:semiHidden/>
-    <w:unhideWhenUsed/>
-    <w:rsid w:val="003C4A8E"/>
-    <w:rPr>
-      <w:color w:val="605E5C"/>
-      <w:shd w:val="clear" w:color="auto" w:fill="E1DFDD"/>
-    </w:rPr>
-  </w:style>
-  <w:style w:type="paragraph" w:customStyle="1" w:styleId="Default">
-    <w:name w:val="Default"/>
-    <w:rsid w:val="00B84A22"/>
-    <w:pPr>
-      <w:autoSpaceDE w:val="0"/>
-      <w:autoSpaceDN w:val="0"/>
-      <w:adjustRightInd w:val="0"/>
-      <w:spacing w:after="0" w:line="240" w:lineRule="auto"/>
-    </w:pPr>
-    <w:rPr>
-      <w:rFonts w:ascii="IBM Plex Sans" w:hAnsi="IBM Plex Sans" w:cs="IBM Plex Sans"/>
-      <w:color w:val="000000"/>
-      <w:sz w:val="24"/>
-      <w:szCs w:val="24"/>
-    </w:rPr>
-  </w:style>
-  <w:style w:type="paragraph" w:styleId="NormalWeb">
-    <w:name w:val="Normal (Web)"/>
-    <w:basedOn w:val="Normal"/>
-    <w:uiPriority w:val="99"/>
-    <w:unhideWhenUsed/>
-    <w:rsid w:val="008B254D"/>
-    <w:pPr>
-      <w:spacing w:before="100" w:beforeAutospacing="1" w:after="100" w:afterAutospacing="1" w:line="240" w:lineRule="auto"/>
-    </w:pPr>
-    <w:rPr>
-      <w:rFonts w:ascii="Times New Roman" w:eastAsia="Times New Roman" w:hAnsi="Times New Roman" w:cs="Times New Roman"/>
-      <w:sz w:val="24"/>
-      <w:szCs w:val="24"/>
-    </w:rPr>
-  </w:style>
-  <w:style w:type="paragraph" w:styleId="Subtitle">
-    <w:name w:val="Subtitle"/>
-    <w:basedOn w:val="Normal"/>
-    <w:next w:val="Normal"/>
-    <w:pPr>
-      <w:keepNext/>
-      <w:keepLines/>
-      <w:spacing w:before="360" w:after="80"/>
-    </w:pPr>
-    <w:rPr>
-      <w:rFonts w:ascii="Georgia" w:eastAsia="Georgia" w:hAnsi="Georgia" w:cs="Georgia"/>
-      <w:i/>
-      <w:color w:val="666666"/>
-      <w:sz w:val="48"/>
-      <w:szCs w:val="48"/>
-    </w:rPr>
-  </w:style>
-  <w:style w:type="table" w:customStyle="1" w:styleId="a">
-    <w:basedOn w:val="TableNormal"/>
-    <w:pPr>
-      <w:spacing w:after="0" w:line="240" w:lineRule="auto"/>
-    </w:pPr>
-    <w:tblPr>
-      <w:tblStyleRowBandSize w:val="1"/>
-      <w:tblStyleColBandSize w:val="1"/>
-      <w:tblInd w:w="0" w:type="dxa"/>
-      <w:tblCellMar>
-        <w:top w:w="0" w:type="dxa"/>
-        <w:left w:w="108" w:type="dxa"/>
-        <w:bottom w:w="0" w:type="dxa"/>
-        <w:right w:w="108" w:type="dxa"/>
-      </w:tblCellMar>
     </w:tblPr>
   </w:style>
   <w:style w:type="paragraph" w:styleId="BalloonText">
@@ -2910,7 +2617,7 @@
   <a:extraClrSchemeLst/>
   <a:extLst>
     <a:ext uri="{05A4C25C-085E-4340-85A3-A5531E510DB2}">
-      <thm15:themeFamily xmlns:thm15="http://schemas.microsoft.com/office/thememl/2012/main" xmlns="" name="Office Theme" id="{62F939B6-93AF-4DB8-9C6B-D6C7DFDC589F}" vid="{4A3C46E8-61CC-4603-A589-7422A47A8E4A}"/>
+      <thm15:themeFamily xmlns:thm15="http://schemas.microsoft.com/office/thememl/2012/main" name="Office Theme" id="{62F939B6-93AF-4DB8-9C6B-D6C7DFDC589F}" vid="{4A3C46E8-61CC-4603-A589-7422A47A8E4A}"/>
     </a:ext>
   </a:extLst>
 </a:theme>
